--- a/Kirjalik osa/Logistika mäng praktiline töö UPT Andreas Aidnik.docx
+++ b/Kirjalik osa/Logistika mäng praktiline töö UPT Andreas Aidnik.docx
@@ -198,8 +198,18 @@
           <w:sz w:val="28"/>
           <w:szCs w:val="28"/>
         </w:rPr>
-        <w:t>Juhendaja: Allar Aav</w:t>
-      </w:r>
+        <w:t xml:space="preserve">Juhendaja: Allar </w:t>
+      </w:r>
+      <w:proofErr w:type="spellStart"/>
+      <w:r>
+        <w:rPr>
+          <w:rFonts w:cs="Times New Roman"/>
+          <w:sz w:val="28"/>
+          <w:szCs w:val="28"/>
+        </w:rPr>
+        <w:t>Aav</w:t>
+      </w:r>
+      <w:proofErr w:type="spellEnd"/>
     </w:p>
     <w:p>
       <w:pPr>
@@ -817,61 +827,133 @@
       <w:r>
         <w:t xml:space="preserve">, </w:t>
       </w:r>
+      <w:proofErr w:type="spellStart"/>
       <w:r>
         <w:rPr>
           <w:i/>
           <w:iCs/>
         </w:rPr>
-        <w:t>Dyson Sphere Program</w:t>
-      </w:r>
-      <w:r>
-        <w:t xml:space="preserve"> ja </w:t>
-      </w:r>
+        <w:t>Dyson</w:t>
+      </w:r>
+      <w:proofErr w:type="spellEnd"/>
       <w:r>
         <w:rPr>
           <w:i/>
           <w:iCs/>
         </w:rPr>
-        <w:t>Satisfactory</w:t>
-      </w:r>
-      <w:r>
-        <w:t xml:space="preserve">. </w:t>
-      </w:r>
-      <w:r>
-        <w:t>Nende mängude põhimõte on ehitada tehas või baas mis iseseisvalt täidab mingisugust eesmärki. Valisin sellised žanrid oma mängu jaoks kuna need on minu lemmiktüüpi mängud.</w:t>
-      </w:r>
-    </w:p>
-    <w:p>
-      <w:r>
-        <w:t xml:space="preserve">Sellesse žanrisse kuuluvad mängud, nagu </w:t>
-      </w:r>
+        <w:t xml:space="preserve"> </w:t>
+      </w:r>
+      <w:proofErr w:type="spellStart"/>
       <w:r>
         <w:rPr>
           <w:i/>
           <w:iCs/>
         </w:rPr>
-        <w:t>Factorio</w:t>
-      </w:r>
-      <w:r>
-        <w:t xml:space="preserve">, </w:t>
-      </w:r>
+        <w:t>Sphere</w:t>
+      </w:r>
+      <w:proofErr w:type="spellEnd"/>
       <w:r>
         <w:rPr>
           <w:i/>
           <w:iCs/>
         </w:rPr>
-        <w:t>Dyson Sphere Program</w:t>
-      </w:r>
-      <w:r>
-        <w:t xml:space="preserve"> ja </w:t>
-      </w:r>
+        <w:t xml:space="preserve"> </w:t>
+      </w:r>
+      <w:proofErr w:type="spellStart"/>
       <w:r>
         <w:rPr>
           <w:i/>
           <w:iCs/>
         </w:rPr>
+        <w:t>Program</w:t>
+      </w:r>
+      <w:proofErr w:type="spellEnd"/>
+      <w:r>
+        <w:t xml:space="preserve"> ja </w:t>
+      </w:r>
+      <w:proofErr w:type="spellStart"/>
+      <w:r>
+        <w:rPr>
+          <w:i/>
+          <w:iCs/>
+        </w:rPr>
         <w:t>Satisfactory</w:t>
       </w:r>
+      <w:proofErr w:type="spellEnd"/>
+      <w:r>
+        <w:t xml:space="preserve">. </w:t>
+      </w:r>
+      <w:r>
+        <w:t>Nende mängude põhimõte on ehitada tehas või baas mis iseseisvalt täidab mingisugust eesmärki. Valisin sellised žanrid oma mängu jaoks kuna need on minu lemmiktüüpi mängud.</w:t>
+      </w:r>
+    </w:p>
+    <w:p>
+      <w:r>
+        <w:t xml:space="preserve">Sellesse žanrisse kuuluvad mängud, nagu </w:t>
+      </w:r>
+      <w:r>
+        <w:rPr>
+          <w:i/>
+          <w:iCs/>
+        </w:rPr>
+        <w:t>Factorio</w:t>
+      </w:r>
+      <w:r>
+        <w:t xml:space="preserve">, </w:t>
+      </w:r>
+      <w:proofErr w:type="spellStart"/>
+      <w:r>
+        <w:rPr>
+          <w:i/>
+          <w:iCs/>
+        </w:rPr>
+        <w:t>Dyson</w:t>
+      </w:r>
+      <w:proofErr w:type="spellEnd"/>
+      <w:r>
+        <w:rPr>
+          <w:i/>
+          <w:iCs/>
+        </w:rPr>
+        <w:t xml:space="preserve"> </w:t>
+      </w:r>
+      <w:proofErr w:type="spellStart"/>
+      <w:r>
+        <w:rPr>
+          <w:i/>
+          <w:iCs/>
+        </w:rPr>
+        <w:t>Sphere</w:t>
+      </w:r>
+      <w:proofErr w:type="spellEnd"/>
+      <w:r>
+        <w:rPr>
+          <w:i/>
+          <w:iCs/>
+        </w:rPr>
+        <w:t xml:space="preserve"> </w:t>
+      </w:r>
+      <w:proofErr w:type="spellStart"/>
+      <w:r>
+        <w:rPr>
+          <w:i/>
+          <w:iCs/>
+        </w:rPr>
+        <w:t>Program</w:t>
+      </w:r>
+      <w:proofErr w:type="spellEnd"/>
+      <w:r>
+        <w:t xml:space="preserve"> ja </w:t>
+      </w:r>
+      <w:proofErr w:type="spellStart"/>
+      <w:r>
+        <w:rPr>
+          <w:i/>
+          <w:iCs/>
+        </w:rPr>
+        <w:t>Satisfactory</w:t>
+      </w:r>
+      <w:proofErr w:type="spellEnd"/>
       <w:r>
         <w:t>, keskenduvad kõik ühele suurele eesmärgile: ehitada toimiv, iseseisev ja üha arenev tootmissüsteem. Mängija alustab tavaliselt väga lihtsatest vahenditest ja piiratud ressurssidest, kuid samm-sammult rajab ta järjest keerukama tehase või tööstusliku baasi, mis suudab automaatselt koguda, töödelda ja transportida materjale. Mängu edenedes kasvab vajadus tõhususe ja optimeerimise järele, mis suunab mängijat pidevalt oma süsteeme täiustama ning looma nutikaid lahendusi, et kõik protsessid toimiksid võimalikult sujuvalt. Lõppeesmärk ei ole ainult ressursside kogumine, vaid kogu tööstusahela selline ülesehitamine, et see töötaks iseseisvalt ja võimalikult efektiivselt, võimaldades mängijal tegeleda üha keerukamate väljakutsetega.</w:t>
       </w:r>
@@ -882,6 +964,7 @@
         <w:br/>
         <w:t xml:space="preserve">Nendes mängudes esineb tavaliselt ka mingi pidurdav element, näiteks kahanevad ressursid, kohalik fauna või maavälised vaenlased. Minu mängus neid konkreetseid elemente ei esine, kuna nende lisamine võtaks palju aega. Teine põhjus, miks ma ei soovi sellist elementi lisada, on mängu fookuse tihendamine. Näiteks </w:t>
       </w:r>
+      <w:proofErr w:type="spellStart"/>
       <w:r>
         <w:rPr>
           <w:i/>
@@ -889,6 +972,7 @@
         </w:rPr>
         <w:t>Factorios</w:t>
       </w:r>
+      <w:proofErr w:type="spellEnd"/>
       <w:r>
         <w:t xml:space="preserve"> on mängija vaenlaseks kohalik fauna, mis ründab ja hävitab tehast, lõhkudes masinaid ja peatades tootmisprotsessi. Paljud </w:t>
       </w:r>
@@ -937,7 +1021,31 @@
     </w:p>
     <w:p>
       <w:r>
-        <w:t>Kavas oli esitatud kriteerium luua videomäng, mis sarnaneb sama žanri teostele nagu „Factorio“ (2020) ja „Dyson Sphere Program“ (2021).</w:t>
+        <w:t>Kavas oli esitatud kriteerium luua videomäng, mis sarnaneb sama žanri teostele nagu „Factorio“ (2020) ja „</w:t>
+      </w:r>
+      <w:proofErr w:type="spellStart"/>
+      <w:r>
+        <w:t>Dyson</w:t>
+      </w:r>
+      <w:proofErr w:type="spellEnd"/>
+      <w:r>
+        <w:t xml:space="preserve"> </w:t>
+      </w:r>
+      <w:proofErr w:type="spellStart"/>
+      <w:r>
+        <w:t>Sphere</w:t>
+      </w:r>
+      <w:proofErr w:type="spellEnd"/>
+      <w:r>
+        <w:t xml:space="preserve"> </w:t>
+      </w:r>
+      <w:proofErr w:type="spellStart"/>
+      <w:r>
+        <w:t>Program</w:t>
+      </w:r>
+      <w:proofErr w:type="spellEnd"/>
+      <w:r>
+        <w:t>“ (2021).</w:t>
       </w:r>
       <w:r>
         <w:br/>
@@ -1031,7 +1139,15 @@
         <w:fldChar w:fldCharType="end"/>
       </w:r>
       <w:r>
-        <w:t xml:space="preserve"> Kuvatõmmis Factoriost, kus on kujutatud hästi arenenud tehas.</w:t>
+        <w:t xml:space="preserve"> Kuvatõmmis </w:t>
+      </w:r>
+      <w:proofErr w:type="spellStart"/>
+      <w:r>
+        <w:t>Factoriost</w:t>
+      </w:r>
+      <w:proofErr w:type="spellEnd"/>
+      <w:r>
+        <w:t>, kus on kujutatud hästi arenenud tehas.</w:t>
       </w:r>
     </w:p>
     <w:p>
@@ -1170,7 +1286,7 @@
           </w:tcPr>
           <w:p>
             <w:r>
-              <w:t>Mängus on võimalik teha kõike mis selles leidub kasutades ainult infot mida mängu sees on võimalik leida leida.</w:t>
+              <w:t>Mängus on võimalik teha kõike mis selles leidub kasutades ainult infot mida mängu sees on võimalik leida.</w:t>
             </w:r>
           </w:p>
         </w:tc>
@@ -1373,7 +1489,31 @@
     </w:p>
     <w:p>
       <w:r>
-        <w:t>Mängu tegemist alustasin Godot’ projekti ning GitHubi hoidla loomisega. Godot’t kasutan mängu enda tegemiseks. GitHubi laen üles mängu uuendused ja erinevad versioonid, et oleks olemas tagavara koht, kus õnnetuse korral saab versiooni tagasi keerata. Seal on ka mugav üles laadida valmis mängitavaid versioone, mida on lihtne avalikult jagada.</w:t>
+        <w:t xml:space="preserve">Mängu tegemist alustasin Godot’ projekti ning </w:t>
+      </w:r>
+      <w:proofErr w:type="spellStart"/>
+      <w:r>
+        <w:t>GitHubi</w:t>
+      </w:r>
+      <w:proofErr w:type="spellEnd"/>
+      <w:r>
+        <w:t xml:space="preserve"> hoidla loomisega. </w:t>
+      </w:r>
+      <w:proofErr w:type="spellStart"/>
+      <w:r>
+        <w:t>Godot’t</w:t>
+      </w:r>
+      <w:proofErr w:type="spellEnd"/>
+      <w:r>
+        <w:t xml:space="preserve"> kasutan mängu enda tegemiseks. </w:t>
+      </w:r>
+      <w:proofErr w:type="spellStart"/>
+      <w:r>
+        <w:t>GitHubi</w:t>
+      </w:r>
+      <w:proofErr w:type="spellEnd"/>
+      <w:r>
+        <w:t xml:space="preserve"> laen üles mängu uuendused ja erinevad versioonid, et oleks olemas tagavara koht, kus õnnetuse korral saab versiooni tagasi keerata. Seal on ka mugav üles laadida valmis mängitavaid versioone, mida on lihtne avalikult jagada.</w:t>
       </w:r>
     </w:p>
     <w:p>
@@ -1388,7 +1528,15 @@
     </w:p>
     <w:p>
       <w:r>
-        <w:t>Mängu visuaalsele poolele ma eriti aega ei pühendanud, kuna ma pole selles eriti hea ning ei pea seda mängu puhul kõige tähtsamaks. Mängus peaksid olema huvitavad mehhaanikad ja süsteemid, mitte ainult hea väljanägemine. Minu inspiratsioon, Factorio, oli sarnaselt halva väljanägemisega siis, kui see algul välja tuli, ja isegi praegugi, kuid mängijad ei pane seda eriti tähele, kuna see on väga kaasahaarav ja hästi lihvitud mäng. Tavaliselt, kui mänguarendajal on kehv graafika tegemise oskus, kuid hea süsteemide loomise oskus, saab ta teha väga eduka mängu. Üheks kuulsaks näiteks võib olla Dwarf Fortress, mis nägi suurema osa oma varajastest aastatest välja nagu Exceli arvutustabel, kuid vaevu nähtava graafika all on sügavad ja huvitavad süsteemid, mida edastatakse rohkem tekstikirjelduste kui ikoonide abil.</w:t>
+        <w:t xml:space="preserve">Mängu visuaalsele poolele ma eriti aega ei pühendanud, kuna ma pole selles eriti hea ning ei pea seda mängu puhul kõige tähtsamaks. Mängus peaksid olema huvitavad mehhaanikad ja süsteemid, mitte ainult hea väljanägemine. Minu inspiratsioon, Factorio, oli sarnaselt halva väljanägemisega siis, kui see algul välja tuli, ja isegi praegugi, kuid mängijad ei pane seda eriti tähele, kuna see on väga kaasahaarav ja hästi lihvitud mäng. Tavaliselt, kui mänguarendajal on kehv graafika tegemise oskus, kuid hea süsteemide loomise oskus, saab ta teha väga eduka mängu. Üheks kuulsaks näiteks võib olla </w:t>
+      </w:r>
+      <w:proofErr w:type="spellStart"/>
+      <w:r>
+        <w:t>Dwarf</w:t>
+      </w:r>
+      <w:proofErr w:type="spellEnd"/>
+      <w:r>
+        <w:t xml:space="preserve"> Fortress, mis nägi suurema osa oma varajastest aastatest välja nagu Exceli arvutustabel, kuid vaevu nähtava graafika all on sügavad ja huvitavad süsteemid, mida edastatakse rohkem tekstikirjelduste kui ikoonide abil.</w:t>
       </w:r>
     </w:p>
     <w:p>
@@ -1401,7 +1549,7 @@
         </w:rPr>
         <w:lastRenderedPageBreak/>
         <w:drawing>
-          <wp:inline distT="0" distB="0" distL="0" distR="0" wp14:anchorId="55797579" wp14:editId="760704EA">
+          <wp:inline distT="0" distB="0" distL="0" distR="0" wp14:anchorId="55797579" wp14:editId="67971506">
             <wp:extent cx="5725795" cy="3222625"/>
             <wp:effectExtent l="0" t="0" r="8255" b="0"/>
             <wp:docPr id="1104159299" name="Picture 1"/>
@@ -1476,10 +1624,26 @@
         <w:fldChar w:fldCharType="end"/>
       </w:r>
       <w:r>
-        <w:t xml:space="preserve"> Kuvatõmmis Dwarf Fortressist</w:t>
-      </w:r>
-      <w:r>
-        <w:t xml:space="preserve"> ning selle huvitavast GUI’st.</w:t>
+        <w:t xml:space="preserve"> Kuvatõmmis </w:t>
+      </w:r>
+      <w:proofErr w:type="spellStart"/>
+      <w:r>
+        <w:t>Dwarf</w:t>
+      </w:r>
+      <w:proofErr w:type="spellEnd"/>
+      <w:r>
+        <w:t xml:space="preserve"> Fortressist</w:t>
+      </w:r>
+      <w:r>
+        <w:t xml:space="preserve"> ning selle huvitavast </w:t>
+      </w:r>
+      <w:proofErr w:type="spellStart"/>
+      <w:r>
+        <w:t>GUI’st</w:t>
+      </w:r>
+      <w:proofErr w:type="spellEnd"/>
+      <w:r>
+        <w:t>.</w:t>
       </w:r>
     </w:p>
     <w:p/>
@@ -1494,6 +1658,62 @@
       </w:pPr>
       <w:r>
         <w:lastRenderedPageBreak/>
+        <w:t>REFLEKTSIOON</w:t>
+      </w:r>
+    </w:p>
+    <w:p>
+      <w:r>
+        <w:t>Mängu koostamine läks üldiselt sujuvalt, ei tulnud ette ühtegi tehnilist riket mis suurt ajakaotust oleks põhjustanud</w:t>
+      </w:r>
+      <w:r>
+        <w:t xml:space="preserve">. </w:t>
+      </w:r>
+      <w:r>
+        <w:t>Kõige suurem ajakulutus terves projektis oli kirjaliku osa vormistamine.</w:t>
+      </w:r>
+    </w:p>
+    <w:p>
+      <w:r>
+        <w:t xml:space="preserve">Enda poolt esitatud kriteerium nõuab, et mäng oleks mängitav algusest lõpuni, ilma, et mõni rike selle mängimist takistaks. Minu mängu praeguses vormis ei esine ükski viga mis segaks eesmärkide saavutamist. </w:t>
+      </w:r>
+      <w:r>
+        <w:br/>
+      </w:r>
+      <w:r>
+        <w:t xml:space="preserve">Mäng peaks olema ka mängitav kellegi poolt kes ei ole kuskil mujalt saanud informatsiooni mis teda mängimisel aitaks. Mängus esineb tekstipõhine juhend mõlemas keeles mis peaks selgitama mis eesmärk on ning kuidas seda saavutada, mis peaks sobima selle kriteeriumi jaoks. </w:t>
+      </w:r>
+      <w:r>
+        <w:br/>
+      </w:r>
+      <w:r>
+        <w:t>Kriteerium nõuab</w:t>
+      </w:r>
+      <w:r>
+        <w:t>,</w:t>
+      </w:r>
+      <w:r>
+        <w:t xml:space="preserve"> et mängus oleks 2 kindlat eesmärki mida mängija peab saavutama enne mängu lõppemist.</w:t>
+      </w:r>
+      <w:r>
+        <w:t xml:space="preserve"> Mängus esineb 2 eesmärki. Esimene eesmärk tahab, et mängija toodaks 25 kerekomponenti, ning teine tahab, et mängija toodaks 20 elektrikomponenti. </w:t>
+      </w:r>
+      <w:r>
+        <w:br/>
+        <w:t>Viimane kriteerium on ajaplaneeringuga seotud. Kuna praktiline osa polnud etteplaneeritud, tegelesin rohkem selle viimistlemisel ning mängitavuse tõstmisel, sest mängus oli loodud lõppeesmärk päris varajases faasis, mis tähendas, et mäng oli tehniliselt juba ammu valmis. See tähendab, et praktiline osa on ajakavaga sobinud, kuna oli juba ammu tehtud. Kirjalik osa on olnud rohkem problemaatiline, kuid üldiselt on kõik tähtajaliselt valmis saanud.</w:t>
+      </w:r>
+    </w:p>
+    <w:p/>
+    <w:p>
+      <w:r>
+        <w:br w:type="page"/>
+      </w:r>
+    </w:p>
+    <w:p/>
+    <w:p>
+      <w:pPr>
+        <w:pStyle w:val="Heading1"/>
+      </w:pPr>
+      <w:r>
         <w:t>LISAD</w:t>
       </w:r>
     </w:p>
@@ -2173,6 +2393,7 @@
   <w:style w:type="character" w:default="1" w:styleId="DefaultParagraphFont">
     <w:name w:val="Default Paragraph Font"/>
     <w:uiPriority w:val="1"/>
+    <w:semiHidden/>
     <w:unhideWhenUsed/>
   </w:style>
   <w:style w:type="table" w:default="1" w:styleId="TableNormal">

--- a/Kirjalik osa/Logistika mäng praktiline töö UPT Andreas Aidnik.docx
+++ b/Kirjalik osa/Logistika mäng praktiline töö UPT Andreas Aidnik.docx
@@ -103,7 +103,7 @@
         </w:rPr>
       </w:pPr>
       <w:bookmarkStart w:id="0" w:name="_Toc213352841"/>
-      <w:bookmarkStart w:id="1" w:name="_Toc216038212"/>
+      <w:bookmarkStart w:id="1" w:name="_Toc219840935"/>
       <w:r>
         <w:rPr>
           <w:rFonts w:cs="Times New Roman"/>
@@ -198,18 +198,18 @@
           <w:sz w:val="28"/>
           <w:szCs w:val="28"/>
         </w:rPr>
-        <w:t xml:space="preserve">Juhendaja: Allar </w:t>
-      </w:r>
-      <w:proofErr w:type="spellStart"/>
-      <w:r>
+        <w:t>Juhendaja: Allar Aav</w:t>
+      </w:r>
+    </w:p>
+    <w:p>
+      <w:pPr>
+        <w:jc w:val="center"/>
         <w:rPr>
           <w:rFonts w:cs="Times New Roman"/>
           <w:sz w:val="28"/>
           <w:szCs w:val="28"/>
         </w:rPr>
-        <w:t>Aav</w:t>
-      </w:r>
-      <w:proofErr w:type="spellEnd"/>
+      </w:pPr>
     </w:p>
     <w:p>
       <w:pPr>
@@ -230,22 +230,12 @@
           <w:szCs w:val="28"/>
         </w:rPr>
       </w:pPr>
-    </w:p>
-    <w:p>
-      <w:pPr>
-        <w:jc w:val="center"/>
+      <w:r>
         <w:rPr>
           <w:rFonts w:cs="Times New Roman"/>
           <w:sz w:val="28"/>
           <w:szCs w:val="28"/>
         </w:rPr>
-      </w:pPr>
-      <w:r>
-        <w:rPr>
-          <w:rFonts w:cs="Times New Roman"/>
-          <w:sz w:val="28"/>
-          <w:szCs w:val="28"/>
-        </w:rPr>
         <w:t>Tartu 2025</w:t>
       </w:r>
     </w:p>
@@ -257,7 +247,7 @@
         </w:rPr>
       </w:pPr>
       <w:bookmarkStart w:id="2" w:name="_Toc213352842"/>
-      <w:bookmarkStart w:id="3" w:name="_Toc216038213"/>
+      <w:bookmarkStart w:id="3" w:name="_Toc219840936"/>
       <w:r>
         <w:lastRenderedPageBreak/>
         <w:t>SISUKORD</w:t>
@@ -284,9 +274,10 @@
           <w:rFonts w:asciiTheme="minorHAnsi" w:hAnsiTheme="minorHAnsi"/>
           <w:noProof/>
           <w:szCs w:val="24"/>
-        </w:rPr>
-      </w:pPr>
-      <w:hyperlink w:anchor="_Toc216038212" w:history="1">
+          <w:lang w:val="en-GB"/>
+        </w:rPr>
+      </w:pPr>
+      <w:hyperlink w:anchor="_Toc219840935" w:history="1">
         <w:r>
           <w:rPr>
             <w:rStyle w:val="Hyperlink"/>
@@ -316,7 +307,7 @@
             <w:noProof/>
             <w:webHidden/>
           </w:rPr>
-          <w:instrText xml:space="preserve"> PAGEREF _Toc216038212 \h </w:instrText>
+          <w:instrText xml:space="preserve"> PAGEREF _Toc219840935 \h </w:instrText>
         </w:r>
         <w:r>
           <w:rPr>
@@ -357,9 +348,10 @@
           <w:rFonts w:asciiTheme="minorHAnsi" w:hAnsiTheme="minorHAnsi"/>
           <w:noProof/>
           <w:szCs w:val="24"/>
-        </w:rPr>
-      </w:pPr>
-      <w:hyperlink w:anchor="_Toc216038213" w:history="1">
+          <w:lang w:val="en-GB"/>
+        </w:rPr>
+      </w:pPr>
+      <w:hyperlink w:anchor="_Toc219840936" w:history="1">
         <w:r>
           <w:rPr>
             <w:rStyle w:val="Hyperlink"/>
@@ -386,7 +378,7 @@
             <w:noProof/>
             <w:webHidden/>
           </w:rPr>
-          <w:instrText xml:space="preserve"> PAGEREF _Toc216038213 \h </w:instrText>
+          <w:instrText xml:space="preserve"> PAGEREF _Toc219840936 \h </w:instrText>
         </w:r>
         <w:r>
           <w:rPr>
@@ -427,15 +419,30 @@
           <w:rFonts w:asciiTheme="minorHAnsi" w:hAnsiTheme="minorHAnsi"/>
           <w:noProof/>
           <w:szCs w:val="24"/>
-        </w:rPr>
-      </w:pPr>
-      <w:hyperlink w:anchor="_Toc216038214" w:history="1">
+          <w:lang w:val="en-GB"/>
+        </w:rPr>
+      </w:pPr>
+      <w:hyperlink w:anchor="_Toc219840937" w:history="1">
         <w:r>
           <w:rPr>
             <w:rStyle w:val="Hyperlink"/>
             <w:noProof/>
           </w:rPr>
-          <w:t>SISSEJUHATUS</w:t>
+          <w:t>SISSEJUH</w:t>
+        </w:r>
+        <w:r>
+          <w:rPr>
+            <w:rStyle w:val="Hyperlink"/>
+            <w:noProof/>
+          </w:rPr>
+          <w:t>A</w:t>
+        </w:r>
+        <w:r>
+          <w:rPr>
+            <w:rStyle w:val="Hyperlink"/>
+            <w:noProof/>
+          </w:rPr>
+          <w:t>TUS</w:t>
         </w:r>
         <w:r>
           <w:rPr>
@@ -456,7 +463,7 @@
             <w:noProof/>
             <w:webHidden/>
           </w:rPr>
-          <w:instrText xml:space="preserve"> PAGEREF _Toc216038214 \h </w:instrText>
+          <w:instrText xml:space="preserve"> PAGEREF _Toc219840937 \h </w:instrText>
         </w:r>
         <w:r>
           <w:rPr>
@@ -497,9 +504,10 @@
           <w:rFonts w:asciiTheme="minorHAnsi" w:hAnsiTheme="minorHAnsi"/>
           <w:noProof/>
           <w:szCs w:val="24"/>
-        </w:rPr>
-      </w:pPr>
-      <w:hyperlink w:anchor="_Toc216038215" w:history="1">
+          <w:lang w:val="en-GB"/>
+        </w:rPr>
+      </w:pPr>
+      <w:hyperlink w:anchor="_Toc219840938" w:history="1">
         <w:r>
           <w:rPr>
             <w:rStyle w:val="Hyperlink"/>
@@ -526,7 +534,7 @@
             <w:noProof/>
             <w:webHidden/>
           </w:rPr>
-          <w:instrText xml:space="preserve"> PAGEREF _Toc216038215 \h </w:instrText>
+          <w:instrText xml:space="preserve"> PAGEREF _Toc219840938 \h </w:instrText>
         </w:r>
         <w:r>
           <w:rPr>
@@ -567,9 +575,10 @@
           <w:rFonts w:asciiTheme="minorHAnsi" w:hAnsiTheme="minorHAnsi"/>
           <w:noProof/>
           <w:szCs w:val="24"/>
-        </w:rPr>
-      </w:pPr>
-      <w:hyperlink w:anchor="_Toc216038216" w:history="1">
+          <w:lang w:val="en-GB"/>
+        </w:rPr>
+      </w:pPr>
+      <w:hyperlink w:anchor="_Toc219840939" w:history="1">
         <w:r>
           <w:rPr>
             <w:rStyle w:val="Hyperlink"/>
@@ -596,7 +605,7 @@
             <w:noProof/>
             <w:webHidden/>
           </w:rPr>
-          <w:instrText xml:space="preserve"> PAGEREF _Toc216038216 \h </w:instrText>
+          <w:instrText xml:space="preserve"> PAGEREF _Toc219840939 \h </w:instrText>
         </w:r>
         <w:r>
           <w:rPr>
@@ -637,9 +646,10 @@
           <w:rFonts w:asciiTheme="minorHAnsi" w:hAnsiTheme="minorHAnsi"/>
           <w:noProof/>
           <w:szCs w:val="24"/>
-        </w:rPr>
-      </w:pPr>
-      <w:hyperlink w:anchor="_Toc216038217" w:history="1">
+          <w:lang w:val="en-GB"/>
+        </w:rPr>
+      </w:pPr>
+      <w:hyperlink w:anchor="_Toc219840940" w:history="1">
         <w:r>
           <w:rPr>
             <w:rStyle w:val="Hyperlink"/>
@@ -666,7 +676,7 @@
             <w:noProof/>
             <w:webHidden/>
           </w:rPr>
-          <w:instrText xml:space="preserve"> PAGEREF _Toc216038217 \h </w:instrText>
+          <w:instrText xml:space="preserve"> PAGEREF _Toc219840940 \h </w:instrText>
         </w:r>
         <w:r>
           <w:rPr>
@@ -707,9 +717,10 @@
           <w:rFonts w:asciiTheme="minorHAnsi" w:hAnsiTheme="minorHAnsi"/>
           <w:noProof/>
           <w:szCs w:val="24"/>
-        </w:rPr>
-      </w:pPr>
-      <w:hyperlink w:anchor="_Toc216038218" w:history="1">
+          <w:lang w:val="en-GB"/>
+        </w:rPr>
+      </w:pPr>
+      <w:hyperlink w:anchor="_Toc219840941" w:history="1">
         <w:r>
           <w:rPr>
             <w:rStyle w:val="Hyperlink"/>
@@ -736,7 +747,7 @@
             <w:noProof/>
             <w:webHidden/>
           </w:rPr>
-          <w:instrText xml:space="preserve"> PAGEREF _Toc216038218 \h </w:instrText>
+          <w:instrText xml:space="preserve"> PAGEREF _Toc219840941 \h </w:instrText>
         </w:r>
         <w:r>
           <w:rPr>
@@ -756,7 +767,305 @@
             <w:noProof/>
             <w:webHidden/>
           </w:rPr>
-          <w:t>6</w:t>
+          <w:t>7</w:t>
+        </w:r>
+        <w:r>
+          <w:rPr>
+            <w:noProof/>
+            <w:webHidden/>
+          </w:rPr>
+          <w:fldChar w:fldCharType="end"/>
+        </w:r>
+      </w:hyperlink>
+    </w:p>
+    <w:p>
+      <w:pPr>
+        <w:pStyle w:val="TOC1"/>
+        <w:tabs>
+          <w:tab w:val="right" w:leader="dot" w:pos="9016"/>
+        </w:tabs>
+        <w:rPr>
+          <w:rFonts w:asciiTheme="minorHAnsi" w:hAnsiTheme="minorHAnsi"/>
+          <w:noProof/>
+          <w:szCs w:val="24"/>
+          <w:lang w:val="en-GB"/>
+        </w:rPr>
+      </w:pPr>
+      <w:hyperlink w:anchor="_Toc219840942" w:history="1">
+        <w:r>
+          <w:rPr>
+            <w:rStyle w:val="Hyperlink"/>
+            <w:noProof/>
+          </w:rPr>
+          <w:t>REFLEKTSIOON</w:t>
+        </w:r>
+        <w:r>
+          <w:rPr>
+            <w:noProof/>
+            <w:webHidden/>
+          </w:rPr>
+          <w:tab/>
+        </w:r>
+        <w:r>
+          <w:rPr>
+            <w:noProof/>
+            <w:webHidden/>
+          </w:rPr>
+          <w:fldChar w:fldCharType="begin"/>
+        </w:r>
+        <w:r>
+          <w:rPr>
+            <w:noProof/>
+            <w:webHidden/>
+          </w:rPr>
+          <w:instrText xml:space="preserve"> PAGEREF _Toc219840942 \h </w:instrText>
+        </w:r>
+        <w:r>
+          <w:rPr>
+            <w:noProof/>
+            <w:webHidden/>
+          </w:rPr>
+        </w:r>
+        <w:r>
+          <w:rPr>
+            <w:noProof/>
+            <w:webHidden/>
+          </w:rPr>
+          <w:fldChar w:fldCharType="separate"/>
+        </w:r>
+        <w:r>
+          <w:rPr>
+            <w:noProof/>
+            <w:webHidden/>
+          </w:rPr>
+          <w:t>9</w:t>
+        </w:r>
+        <w:r>
+          <w:rPr>
+            <w:noProof/>
+            <w:webHidden/>
+          </w:rPr>
+          <w:fldChar w:fldCharType="end"/>
+        </w:r>
+      </w:hyperlink>
+    </w:p>
+    <w:p>
+      <w:pPr>
+        <w:pStyle w:val="TOC1"/>
+        <w:tabs>
+          <w:tab w:val="right" w:leader="dot" w:pos="9016"/>
+        </w:tabs>
+        <w:rPr>
+          <w:rFonts w:asciiTheme="minorHAnsi" w:hAnsiTheme="minorHAnsi"/>
+          <w:noProof/>
+          <w:szCs w:val="24"/>
+          <w:lang w:val="en-GB"/>
+        </w:rPr>
+      </w:pPr>
+      <w:hyperlink w:anchor="_Toc219840943" w:history="1">
+        <w:r>
+          <w:rPr>
+            <w:rStyle w:val="Hyperlink"/>
+            <w:noProof/>
+          </w:rPr>
+          <w:t>KOKKU</w:t>
+        </w:r>
+        <w:r>
+          <w:rPr>
+            <w:rStyle w:val="Hyperlink"/>
+            <w:noProof/>
+          </w:rPr>
+          <w:t>V</w:t>
+        </w:r>
+        <w:r>
+          <w:rPr>
+            <w:rStyle w:val="Hyperlink"/>
+            <w:noProof/>
+          </w:rPr>
+          <w:t>ÕTE</w:t>
+        </w:r>
+        <w:r>
+          <w:rPr>
+            <w:noProof/>
+            <w:webHidden/>
+          </w:rPr>
+          <w:tab/>
+        </w:r>
+        <w:r>
+          <w:rPr>
+            <w:noProof/>
+            <w:webHidden/>
+          </w:rPr>
+          <w:fldChar w:fldCharType="begin"/>
+        </w:r>
+        <w:r>
+          <w:rPr>
+            <w:noProof/>
+            <w:webHidden/>
+          </w:rPr>
+          <w:instrText xml:space="preserve"> PAGEREF _Toc219840943 \h </w:instrText>
+        </w:r>
+        <w:r>
+          <w:rPr>
+            <w:noProof/>
+            <w:webHidden/>
+          </w:rPr>
+        </w:r>
+        <w:r>
+          <w:rPr>
+            <w:noProof/>
+            <w:webHidden/>
+          </w:rPr>
+          <w:fldChar w:fldCharType="separate"/>
+        </w:r>
+        <w:r>
+          <w:rPr>
+            <w:noProof/>
+            <w:webHidden/>
+          </w:rPr>
+          <w:t>11</w:t>
+        </w:r>
+        <w:r>
+          <w:rPr>
+            <w:noProof/>
+            <w:webHidden/>
+          </w:rPr>
+          <w:fldChar w:fldCharType="end"/>
+        </w:r>
+      </w:hyperlink>
+    </w:p>
+    <w:p>
+      <w:pPr>
+        <w:pStyle w:val="TOC1"/>
+        <w:tabs>
+          <w:tab w:val="right" w:leader="dot" w:pos="9016"/>
+        </w:tabs>
+        <w:rPr>
+          <w:rFonts w:asciiTheme="minorHAnsi" w:hAnsiTheme="minorHAnsi"/>
+          <w:noProof/>
+          <w:szCs w:val="24"/>
+          <w:lang w:val="en-GB"/>
+        </w:rPr>
+      </w:pPr>
+      <w:hyperlink w:anchor="_Toc219840944" w:history="1">
+        <w:r>
+          <w:rPr>
+            <w:rStyle w:val="Hyperlink"/>
+            <w:noProof/>
+          </w:rPr>
+          <w:t>KASUTATUD KIRJANDUS</w:t>
+        </w:r>
+        <w:r>
+          <w:rPr>
+            <w:noProof/>
+            <w:webHidden/>
+          </w:rPr>
+          <w:tab/>
+        </w:r>
+        <w:r>
+          <w:rPr>
+            <w:noProof/>
+            <w:webHidden/>
+          </w:rPr>
+          <w:fldChar w:fldCharType="begin"/>
+        </w:r>
+        <w:r>
+          <w:rPr>
+            <w:noProof/>
+            <w:webHidden/>
+          </w:rPr>
+          <w:instrText xml:space="preserve"> PAGEREF _Toc219840944 \h </w:instrText>
+        </w:r>
+        <w:r>
+          <w:rPr>
+            <w:noProof/>
+            <w:webHidden/>
+          </w:rPr>
+        </w:r>
+        <w:r>
+          <w:rPr>
+            <w:noProof/>
+            <w:webHidden/>
+          </w:rPr>
+          <w:fldChar w:fldCharType="separate"/>
+        </w:r>
+        <w:r>
+          <w:rPr>
+            <w:noProof/>
+            <w:webHidden/>
+          </w:rPr>
+          <w:t>12</w:t>
+        </w:r>
+        <w:r>
+          <w:rPr>
+            <w:noProof/>
+            <w:webHidden/>
+          </w:rPr>
+          <w:fldChar w:fldCharType="end"/>
+        </w:r>
+      </w:hyperlink>
+    </w:p>
+    <w:p>
+      <w:pPr>
+        <w:pStyle w:val="TOC1"/>
+        <w:tabs>
+          <w:tab w:val="right" w:leader="dot" w:pos="9016"/>
+        </w:tabs>
+        <w:rPr>
+          <w:rFonts w:asciiTheme="minorHAnsi" w:hAnsiTheme="minorHAnsi"/>
+          <w:noProof/>
+          <w:szCs w:val="24"/>
+          <w:lang w:val="en-GB"/>
+        </w:rPr>
+      </w:pPr>
+      <w:hyperlink w:anchor="_Toc219840945" w:history="1">
+        <w:r>
+          <w:rPr>
+            <w:rStyle w:val="Hyperlink"/>
+            <w:noProof/>
+          </w:rPr>
+          <w:t>LISAD</w:t>
+        </w:r>
+        <w:r>
+          <w:rPr>
+            <w:noProof/>
+            <w:webHidden/>
+          </w:rPr>
+          <w:tab/>
+        </w:r>
+        <w:r>
+          <w:rPr>
+            <w:noProof/>
+            <w:webHidden/>
+          </w:rPr>
+          <w:fldChar w:fldCharType="begin"/>
+        </w:r>
+        <w:r>
+          <w:rPr>
+            <w:noProof/>
+            <w:webHidden/>
+          </w:rPr>
+          <w:instrText xml:space="preserve"> PAGEREF _Toc219840945 \h </w:instrText>
+        </w:r>
+        <w:r>
+          <w:rPr>
+            <w:noProof/>
+            <w:webHidden/>
+          </w:rPr>
+        </w:r>
+        <w:r>
+          <w:rPr>
+            <w:noProof/>
+            <w:webHidden/>
+          </w:rPr>
+          <w:fldChar w:fldCharType="separate"/>
+        </w:r>
+        <w:r>
+          <w:rPr>
+            <w:noProof/>
+            <w:webHidden/>
+          </w:rPr>
+          <w:t>13</w:t>
         </w:r>
         <w:r>
           <w:rPr>
@@ -791,7 +1100,7 @@
       <w:pPr>
         <w:pStyle w:val="Heading1"/>
       </w:pPr>
-      <w:bookmarkStart w:id="4" w:name="_Toc216038214"/>
+      <w:bookmarkStart w:id="4" w:name="_Toc219840937"/>
       <w:r>
         <w:lastRenderedPageBreak/>
         <w:t>SISSEJUHATUS</w:t>
@@ -802,7 +1111,7 @@
       <w:pPr>
         <w:pStyle w:val="Heading2"/>
       </w:pPr>
-      <w:bookmarkStart w:id="5" w:name="_Toc216038215"/>
+      <w:bookmarkStart w:id="5" w:name="_Toc219840938"/>
       <w:r>
         <w:t>Töö valiku põhjendus</w:t>
       </w:r>
@@ -827,69 +1136,80 @@
       <w:r>
         <w:t xml:space="preserve">, </w:t>
       </w:r>
-      <w:proofErr w:type="spellStart"/>
       <w:r>
         <w:rPr>
           <w:i/>
           <w:iCs/>
         </w:rPr>
-        <w:t>Dyson</w:t>
-      </w:r>
-      <w:proofErr w:type="spellEnd"/>
+        <w:t>Dyson Sphere Program</w:t>
+      </w:r>
+      <w:r>
+        <w:t xml:space="preserve"> ja </w:t>
+      </w:r>
       <w:r>
         <w:rPr>
           <w:i/>
           <w:iCs/>
         </w:rPr>
-        <w:t xml:space="preserve"> </w:t>
-      </w:r>
-      <w:proofErr w:type="spellStart"/>
+        <w:t>Satisfactory</w:t>
+      </w:r>
+      <w:r>
+        <w:t xml:space="preserve">. </w:t>
+      </w:r>
+      <w:r>
+        <w:t>Nende mängude põhimõte on ehitada tehas või baas mis iseseisvalt täidab mingisugust eesmärki. Valisin sellised žanrid oma mängu jaoks kuna need on minu lemmiktüüpi mängud.</w:t>
+      </w:r>
+    </w:p>
+    <w:p>
+      <w:r>
+        <w:t xml:space="preserve">Sellesse žanrisse kuuluvad mängud, nagu </w:t>
+      </w:r>
       <w:r>
         <w:rPr>
           <w:i/>
           <w:iCs/>
         </w:rPr>
-        <w:t>Sphere</w:t>
-      </w:r>
-      <w:proofErr w:type="spellEnd"/>
+        <w:t>Factorio</w:t>
+      </w:r>
+      <w:r>
+        <w:t xml:space="preserve">, </w:t>
+      </w:r>
       <w:r>
         <w:rPr>
           <w:i/>
           <w:iCs/>
         </w:rPr>
-        <w:t xml:space="preserve"> </w:t>
-      </w:r>
-      <w:proofErr w:type="spellStart"/>
+        <w:t>Dyson Sphere Program</w:t>
+      </w:r>
+      <w:r>
+        <w:t xml:space="preserve"> ja </w:t>
+      </w:r>
       <w:r>
         <w:rPr>
           <w:i/>
           <w:iCs/>
         </w:rPr>
-        <w:t>Program</w:t>
-      </w:r>
-      <w:proofErr w:type="spellEnd"/>
-      <w:r>
-        <w:t xml:space="preserve"> ja </w:t>
-      </w:r>
-      <w:proofErr w:type="spellStart"/>
+        <w:t>Satisfactory</w:t>
+      </w:r>
+      <w:r>
+        <w:t>, keskenduvad kõik ühele suurele eesmärgile: ehitada toimiv, iseseisev ja üha arenev tootmissüsteem. Mängija alustab tavaliselt väga lihtsatest vahenditest ja piiratud ressurssidest, kuid samm-sammult rajab ta järjest keerukama tehase või tööstusliku baasi, mis suudab automaatselt koguda, töödelda ja transportida materjale. Mängu edenedes kasvab vajadus tõhususe ja optimeerimise järele, mis suunab mängijat pidevalt oma süsteeme täiustama ning looma nutikaid lahendusi, et kõik protsessid toimiksid võimalikult sujuvalt. Lõppeesmärk ei ole ainult ressursside kogumine, vaid kogu tööstusahela selline ülesehitamine, et see töötaks iseseisvalt ja võimalikult efektiivselt, võimaldades mängijal tegeleda üha keerukamate väljakutsetega.</w:t>
+      </w:r>
+      <w:r>
+        <w:br/>
+      </w:r>
+      <w:r>
+        <w:br/>
+        <w:t xml:space="preserve">Nendes mängudes esineb tavaliselt ka mingi pidurdav element, näiteks kahanevad ressursid, kohalik fauna või maavälised vaenlased. Minu mängus neid konkreetseid elemente ei esine, kuna nende lisamine võtaks palju aega. Teine põhjus, miks ma ei soovi sellist elementi lisada, on mängu fookuse tihendamine. Näiteks </w:t>
+      </w:r>
       <w:r>
         <w:rPr>
           <w:i/>
           <w:iCs/>
         </w:rPr>
-        <w:t>Satisfactory</w:t>
-      </w:r>
-      <w:proofErr w:type="spellEnd"/>
-      <w:r>
-        <w:t xml:space="preserve">. </w:t>
-      </w:r>
-      <w:r>
-        <w:t>Nende mängude põhimõte on ehitada tehas või baas mis iseseisvalt täidab mingisugust eesmärki. Valisin sellised žanrid oma mängu jaoks kuna need on minu lemmiktüüpi mängud.</w:t>
-      </w:r>
-    </w:p>
-    <w:p>
-      <w:r>
-        <w:t xml:space="preserve">Sellesse žanrisse kuuluvad mängud, nagu </w:t>
+        <w:t>Factorios</w:t>
+      </w:r>
+      <w:r>
+        <w:t xml:space="preserve"> on mängija vaenlaseks kohalik fauna, mis ründab ja hävitab tehast, lõhkudes masinaid ja peatades tootmisprotsessi. Paljud </w:t>
       </w:r>
       <w:r>
         <w:rPr>
@@ -899,91 +1219,6 @@
         <w:t>Factorio</w:t>
       </w:r>
       <w:r>
-        <w:t xml:space="preserve">, </w:t>
-      </w:r>
-      <w:proofErr w:type="spellStart"/>
-      <w:r>
-        <w:rPr>
-          <w:i/>
-          <w:iCs/>
-        </w:rPr>
-        <w:t>Dyson</w:t>
-      </w:r>
-      <w:proofErr w:type="spellEnd"/>
-      <w:r>
-        <w:rPr>
-          <w:i/>
-          <w:iCs/>
-        </w:rPr>
-        <w:t xml:space="preserve"> </w:t>
-      </w:r>
-      <w:proofErr w:type="spellStart"/>
-      <w:r>
-        <w:rPr>
-          <w:i/>
-          <w:iCs/>
-        </w:rPr>
-        <w:t>Sphere</w:t>
-      </w:r>
-      <w:proofErr w:type="spellEnd"/>
-      <w:r>
-        <w:rPr>
-          <w:i/>
-          <w:iCs/>
-        </w:rPr>
-        <w:t xml:space="preserve"> </w:t>
-      </w:r>
-      <w:proofErr w:type="spellStart"/>
-      <w:r>
-        <w:rPr>
-          <w:i/>
-          <w:iCs/>
-        </w:rPr>
-        <w:t>Program</w:t>
-      </w:r>
-      <w:proofErr w:type="spellEnd"/>
-      <w:r>
-        <w:t xml:space="preserve"> ja </w:t>
-      </w:r>
-      <w:proofErr w:type="spellStart"/>
-      <w:r>
-        <w:rPr>
-          <w:i/>
-          <w:iCs/>
-        </w:rPr>
-        <w:t>Satisfactory</w:t>
-      </w:r>
-      <w:proofErr w:type="spellEnd"/>
-      <w:r>
-        <w:t>, keskenduvad kõik ühele suurele eesmärgile: ehitada toimiv, iseseisev ja üha arenev tootmissüsteem. Mängija alustab tavaliselt väga lihtsatest vahenditest ja piiratud ressurssidest, kuid samm-sammult rajab ta järjest keerukama tehase või tööstusliku baasi, mis suudab automaatselt koguda, töödelda ja transportida materjale. Mängu edenedes kasvab vajadus tõhususe ja optimeerimise järele, mis suunab mängijat pidevalt oma süsteeme täiustama ning looma nutikaid lahendusi, et kõik protsessid toimiksid võimalikult sujuvalt. Lõppeesmärk ei ole ainult ressursside kogumine, vaid kogu tööstusahela selline ülesehitamine, et see töötaks iseseisvalt ja võimalikult efektiivselt, võimaldades mängijal tegeleda üha keerukamate väljakutsetega.</w:t>
-      </w:r>
-      <w:r>
-        <w:br/>
-      </w:r>
-      <w:r>
-        <w:br/>
-        <w:t xml:space="preserve">Nendes mängudes esineb tavaliselt ka mingi pidurdav element, näiteks kahanevad ressursid, kohalik fauna või maavälised vaenlased. Minu mängus neid konkreetseid elemente ei esine, kuna nende lisamine võtaks palju aega. Teine põhjus, miks ma ei soovi sellist elementi lisada, on mängu fookuse tihendamine. Näiteks </w:t>
-      </w:r>
-      <w:proofErr w:type="spellStart"/>
-      <w:r>
-        <w:rPr>
-          <w:i/>
-          <w:iCs/>
-        </w:rPr>
-        <w:t>Factorios</w:t>
-      </w:r>
-      <w:proofErr w:type="spellEnd"/>
-      <w:r>
-        <w:t xml:space="preserve"> on mängija vaenlaseks kohalik fauna, mis ründab ja hävitab tehast, lõhkudes masinaid ja peatades tootmisprotsessi. Paljud </w:t>
-      </w:r>
-      <w:r>
-        <w:rPr>
-          <w:i/>
-          <w:iCs/>
-        </w:rPr>
-        <w:t>Factorio</w:t>
-      </w:r>
-      <w:r>
         <w:t xml:space="preserve"> mängijad lülitavad selle osa mängust välja, sest nad tahavad keskenduda ainult ehitamisele ja probleemide lahendamisele, mis nende tehases esinevad </w:t>
       </w:r>
       <w:r>
@@ -1003,7 +1238,7 @@
       <w:pPr>
         <w:pStyle w:val="Heading1"/>
       </w:pPr>
-      <w:bookmarkStart w:id="6" w:name="_Toc216038216"/>
+      <w:bookmarkStart w:id="6" w:name="_Toc219840939"/>
       <w:r>
         <w:t>PLANEERIMINE</w:t>
       </w:r>
@@ -1013,7 +1248,7 @@
       <w:pPr>
         <w:pStyle w:val="Heading2"/>
       </w:pPr>
-      <w:bookmarkStart w:id="7" w:name="_Toc216038217"/>
+      <w:bookmarkStart w:id="7" w:name="_Toc219840940"/>
       <w:r>
         <w:t>Hindamiskriteeriumid</w:t>
       </w:r>
@@ -1021,31 +1256,7 @@
     </w:p>
     <w:p>
       <w:r>
-        <w:t>Kavas oli esitatud kriteerium luua videomäng, mis sarnaneb sama žanri teostele nagu „Factorio“ (2020) ja „</w:t>
-      </w:r>
-      <w:proofErr w:type="spellStart"/>
-      <w:r>
-        <w:t>Dyson</w:t>
-      </w:r>
-      <w:proofErr w:type="spellEnd"/>
-      <w:r>
-        <w:t xml:space="preserve"> </w:t>
-      </w:r>
-      <w:proofErr w:type="spellStart"/>
-      <w:r>
-        <w:t>Sphere</w:t>
-      </w:r>
-      <w:proofErr w:type="spellEnd"/>
-      <w:r>
-        <w:t xml:space="preserve"> </w:t>
-      </w:r>
-      <w:proofErr w:type="spellStart"/>
-      <w:r>
-        <w:t>Program</w:t>
-      </w:r>
-      <w:proofErr w:type="spellEnd"/>
-      <w:r>
-        <w:t>“ (2021).</w:t>
+        <w:t>Kavas oli esitatud kriteerium luua videomäng, mis sarnaneb sama žanri teostele nagu „Factorio“ (2020) ja „Dyson Sphere Program“ (2021).</w:t>
       </w:r>
       <w:r>
         <w:br/>
@@ -1139,15 +1350,7 @@
         <w:fldChar w:fldCharType="end"/>
       </w:r>
       <w:r>
-        <w:t xml:space="preserve"> Kuvatõmmis </w:t>
-      </w:r>
-      <w:proofErr w:type="spellStart"/>
-      <w:r>
-        <w:t>Factoriost</w:t>
-      </w:r>
-      <w:proofErr w:type="spellEnd"/>
-      <w:r>
-        <w:t>, kus on kujutatud hästi arenenud tehas.</w:t>
+        <w:t xml:space="preserve"> Kuvatõmmis Factoriost, kus on kujutatud hästi arenenud tehas.</w:t>
       </w:r>
     </w:p>
     <w:p>
@@ -1480,7 +1683,7 @@
       <w:pPr>
         <w:pStyle w:val="Heading1"/>
       </w:pPr>
-      <w:bookmarkStart w:id="8" w:name="_Toc216038218"/>
+      <w:bookmarkStart w:id="8" w:name="_Toc219840941"/>
       <w:r>
         <w:lastRenderedPageBreak/>
         <w:t>TEGUTSEMINE</w:t>
@@ -1489,31 +1692,7 @@
     </w:p>
     <w:p>
       <w:r>
-        <w:t xml:space="preserve">Mängu tegemist alustasin Godot’ projekti ning </w:t>
-      </w:r>
-      <w:proofErr w:type="spellStart"/>
-      <w:r>
-        <w:t>GitHubi</w:t>
-      </w:r>
-      <w:proofErr w:type="spellEnd"/>
-      <w:r>
-        <w:t xml:space="preserve"> hoidla loomisega. </w:t>
-      </w:r>
-      <w:proofErr w:type="spellStart"/>
-      <w:r>
-        <w:t>Godot’t</w:t>
-      </w:r>
-      <w:proofErr w:type="spellEnd"/>
-      <w:r>
-        <w:t xml:space="preserve"> kasutan mängu enda tegemiseks. </w:t>
-      </w:r>
-      <w:proofErr w:type="spellStart"/>
-      <w:r>
-        <w:t>GitHubi</w:t>
-      </w:r>
-      <w:proofErr w:type="spellEnd"/>
-      <w:r>
-        <w:t xml:space="preserve"> laen üles mängu uuendused ja erinevad versioonid, et oleks olemas tagavara koht, kus õnnetuse korral saab versiooni tagasi keerata. Seal on ka mugav üles laadida valmis mängitavaid versioone, mida on lihtne avalikult jagada.</w:t>
+        <w:t>Mängu tegemist alustasin Godot’ projekti ning GitHubi hoidla loomisega. Godot’t kasutan mängu enda tegemiseks. GitHubi laen üles mängu uuendused ja erinevad versioonid, et oleks olemas tagavara koht, kus õnnetuse korral saab versiooni tagasi keerata. Seal on ka mugav üles laadida valmis mängitavaid versioone, mida on lihtne avalikult jagada.</w:t>
       </w:r>
     </w:p>
     <w:p>
@@ -1528,15 +1707,7 @@
     </w:p>
     <w:p>
       <w:r>
-        <w:t xml:space="preserve">Mängu visuaalsele poolele ma eriti aega ei pühendanud, kuna ma pole selles eriti hea ning ei pea seda mängu puhul kõige tähtsamaks. Mängus peaksid olema huvitavad mehhaanikad ja süsteemid, mitte ainult hea väljanägemine. Minu inspiratsioon, Factorio, oli sarnaselt halva väljanägemisega siis, kui see algul välja tuli, ja isegi praegugi, kuid mängijad ei pane seda eriti tähele, kuna see on väga kaasahaarav ja hästi lihvitud mäng. Tavaliselt, kui mänguarendajal on kehv graafika tegemise oskus, kuid hea süsteemide loomise oskus, saab ta teha väga eduka mängu. Üheks kuulsaks näiteks võib olla </w:t>
-      </w:r>
-      <w:proofErr w:type="spellStart"/>
-      <w:r>
-        <w:t>Dwarf</w:t>
-      </w:r>
-      <w:proofErr w:type="spellEnd"/>
-      <w:r>
-        <w:t xml:space="preserve"> Fortress, mis nägi suurema osa oma varajastest aastatest välja nagu Exceli arvutustabel, kuid vaevu nähtava graafika all on sügavad ja huvitavad süsteemid, mida edastatakse rohkem tekstikirjelduste kui ikoonide abil.</w:t>
+        <w:t>Mängu visuaalsele poolele ma eriti aega ei pühendanud, kuna ma pole selles eriti hea ning ei pea seda mängu puhul kõige tähtsamaks. Mängus peaksid olema huvitavad mehhaanikad ja süsteemid, mitte ainult hea väljanägemine. Minu inspiratsioon, Factorio, oli sarnaselt halva väljanägemisega siis, kui see algul välja tuli, ja isegi praegugi, kuid mängijad ei pane seda eriti tähele, kuna see on väga kaasahaarav ja hästi lihvitud mäng. Tavaliselt, kui mänguarendajal on kehv graafika tegemise oskus, kuid hea süsteemide loomise oskus, saab ta teha väga eduka mängu. Üheks kuulsaks näiteks võib olla Dwarf Fortress, mis nägi suurema osa oma varajastest aastatest välja nagu Exceli arvutustabel, kuid vaevu nähtava graafika all on sügavad ja huvitavad süsteemid, mida edastatakse rohkem tekstikirjelduste kui ikoonide abil.</w:t>
       </w:r>
     </w:p>
     <w:p>
@@ -1549,7 +1720,7 @@
         </w:rPr>
         <w:lastRenderedPageBreak/>
         <w:drawing>
-          <wp:inline distT="0" distB="0" distL="0" distR="0" wp14:anchorId="55797579" wp14:editId="67971506">
+          <wp:inline distT="0" distB="0" distL="0" distR="0" wp14:anchorId="55797579" wp14:editId="6138DA26">
             <wp:extent cx="5725795" cy="3222625"/>
             <wp:effectExtent l="0" t="0" r="8255" b="0"/>
             <wp:docPr id="1104159299" name="Picture 1"/>
@@ -1624,26 +1795,10 @@
         <w:fldChar w:fldCharType="end"/>
       </w:r>
       <w:r>
-        <w:t xml:space="preserve"> Kuvatõmmis </w:t>
-      </w:r>
-      <w:proofErr w:type="spellStart"/>
-      <w:r>
-        <w:t>Dwarf</w:t>
-      </w:r>
-      <w:proofErr w:type="spellEnd"/>
-      <w:r>
-        <w:t xml:space="preserve"> Fortressist</w:t>
-      </w:r>
-      <w:r>
-        <w:t xml:space="preserve"> ning selle huvitavast </w:t>
-      </w:r>
-      <w:proofErr w:type="spellStart"/>
-      <w:r>
-        <w:t>GUI’st</w:t>
-      </w:r>
-      <w:proofErr w:type="spellEnd"/>
-      <w:r>
-        <w:t>.</w:t>
+        <w:t xml:space="preserve"> Kuvatõmmis Dwarf Fortressist</w:t>
+      </w:r>
+      <w:r>
+        <w:t xml:space="preserve"> ning selle huvitavast GUI’st.</w:t>
       </w:r>
     </w:p>
     <w:p/>
@@ -1656,10 +1811,12 @@
       <w:pPr>
         <w:pStyle w:val="Heading1"/>
       </w:pPr>
+      <w:bookmarkStart w:id="9" w:name="_Toc219840942"/>
       <w:r>
         <w:lastRenderedPageBreak/>
         <w:t>REFLEKTSIOON</w:t>
       </w:r>
+      <w:bookmarkEnd w:id="9"/>
     </w:p>
     <w:p>
       <w:r>
@@ -1702,20 +1859,242 @@
         <w:t>Viimane kriteerium on ajaplaneeringuga seotud. Kuna praktiline osa polnud etteplaneeritud, tegelesin rohkem selle viimistlemisel ning mängitavuse tõstmisel, sest mängus oli loodud lõppeesmärk päris varajases faasis, mis tähendas, et mäng oli tehniliselt juba ammu valmis. See tähendab, et praktiline osa on ajakavaga sobinud, kuna oli juba ammu tehtud. Kirjalik osa on olnud rohkem problemaatiline, kuid üldiselt on kõik tähtajaliselt valmis saanud.</w:t>
       </w:r>
     </w:p>
+    <w:p>
+      <w:r>
+        <w:t>Praktilise töö läbiviimisel õppisin palju, kuidas sellist pikaajalist programmeerimisprojekti läbi viia. Õppisin kuidas luua modulaarset süsteemi millele saab uusi tooteid ning süsteeme juurde lisada. Õppisin palju Godot funktsioonidest ning selle kasutamisest, mida varem ei teadnud.</w:t>
+      </w:r>
+    </w:p>
+    <w:p>
+      <w:pPr>
+        <w:keepNext/>
+      </w:pPr>
+      <w:r>
+        <w:lastRenderedPageBreak/>
+        <w:drawing>
+          <wp:inline distT="0" distB="0" distL="0" distR="0" wp14:anchorId="53E7F6F2" wp14:editId="5C4F9654">
+            <wp:extent cx="5731510" cy="3223895"/>
+            <wp:effectExtent l="0" t="0" r="2540" b="0"/>
+            <wp:docPr id="1536467588" name="Picture 1"/>
+            <wp:cNvGraphicFramePr>
+              <a:graphicFrameLocks xmlns:a="http://schemas.openxmlformats.org/drawingml/2006/main" noChangeAspect="1"/>
+            </wp:cNvGraphicFramePr>
+            <a:graphic xmlns:a="http://schemas.openxmlformats.org/drawingml/2006/main">
+              <a:graphicData uri="http://schemas.openxmlformats.org/drawingml/2006/picture">
+                <pic:pic xmlns:pic="http://schemas.openxmlformats.org/drawingml/2006/picture">
+                  <pic:nvPicPr>
+                    <pic:cNvPr id="1536467588" name=""/>
+                    <pic:cNvPicPr/>
+                  </pic:nvPicPr>
+                  <pic:blipFill>
+                    <a:blip r:embed="rId7"/>
+                    <a:stretch>
+                      <a:fillRect/>
+                    </a:stretch>
+                  </pic:blipFill>
+                  <pic:spPr>
+                    <a:xfrm>
+                      <a:off x="0" y="0"/>
+                      <a:ext cx="5731510" cy="3223895"/>
+                    </a:xfrm>
+                    <a:prstGeom prst="rect">
+                      <a:avLst/>
+                    </a:prstGeom>
+                  </pic:spPr>
+                </pic:pic>
+              </a:graphicData>
+            </a:graphic>
+          </wp:inline>
+        </w:drawing>
+      </w:r>
+    </w:p>
+    <w:p>
+      <w:pPr>
+        <w:pStyle w:val="Caption"/>
+      </w:pPr>
+      <w:r>
+        <w:t xml:space="preserve">Joonis </w:t>
+      </w:r>
+      <w:r>
+        <w:fldChar w:fldCharType="begin"/>
+      </w:r>
+      <w:r>
+        <w:instrText xml:space="preserve"> SEQ Joonis \* ARABIC </w:instrText>
+      </w:r>
+      <w:r>
+        <w:fldChar w:fldCharType="separate"/>
+      </w:r>
+      <w:r>
+        <w:rPr>
+          <w:noProof/>
+        </w:rPr>
+        <w:t>3</w:t>
+      </w:r>
+      <w:r>
+        <w:fldChar w:fldCharType="end"/>
+      </w:r>
+      <w:r>
+        <w:t xml:space="preserve"> Kuvatõmmis minu projektist Godot programmis.</w:t>
+      </w:r>
+    </w:p>
+    <w:p>
+      <w:r>
+        <w:br w:type="page"/>
+      </w:r>
+    </w:p>
+    <w:p>
+      <w:pPr>
+        <w:pStyle w:val="Heading1"/>
+      </w:pPr>
+      <w:bookmarkStart w:id="10" w:name="_Toc219840943"/>
+      <w:r>
+        <w:lastRenderedPageBreak/>
+        <w:t>KOKKUVÕT</w:t>
+      </w:r>
+      <w:bookmarkEnd w:id="10"/>
+      <w:r>
+        <w:t>E</w:t>
+      </w:r>
+    </w:p>
+    <w:p>
+      <w:r>
+        <w:t>Töö käigus valmis baasi ehitamise ning ressursside majandamise eesmärgiga mäng, mis oli loodud Godot programmis.</w:t>
+      </w:r>
+      <w:r>
+        <w:t xml:space="preserve"> Projekt sarnaneb teistele </w:t>
+      </w:r>
+      <w:r>
+        <w:t>ž</w:t>
+      </w:r>
+      <w:r>
+        <w:t>anris olevatele mängudele nagu Factorio ja Dyson Sphere Program, kasutades konveiereid ja tooteid loovaid masinaid, et saavutada mingi eesmärk. Nendes mängudes esineb tavaliselt mõni takistav element nagu tulnukad või piiratud ressursside kogus, kuid otsustasin et enda mängu neid ei lisa, et hoida seda puhta logistiliste probleemide lahendamise mänguna.</w:t>
+      </w:r>
+    </w:p>
+    <w:p>
+      <w:r>
+        <w:t>Mängu teostamisel oli abiks Godot programmi dokumentatsioon, mis aitas lahendada probleeme või luua inspiratsiooni uute funktsioonide tegemise jaoks. Teine suurim infoallikas oli Factorio mäng ning sellega kaasnev blogi, kust sain kõige rohkem ideid uute ehitiste ning funktsioonide jaoks.</w:t>
+      </w:r>
+      <w:r>
+        <w:br w:type="page"/>
+      </w:r>
+    </w:p>
     <w:p/>
     <w:p>
+      <w:pPr>
+        <w:pStyle w:val="Heading1"/>
+      </w:pPr>
+      <w:bookmarkStart w:id="11" w:name="_Toc219840944"/>
+      <w:r>
+        <w:t>K</w:t>
+      </w:r>
+      <w:r>
+        <w:t>ASUTATUD KIRJANDUS</w:t>
+      </w:r>
+      <w:bookmarkEnd w:id="11"/>
+    </w:p>
+    <w:p>
+      <w:pPr>
+        <w:rPr>
+          <w:i/>
+          <w:iCs/>
+          <w:lang w:val="en-GB"/>
+        </w:rPr>
+      </w:pPr>
+      <w:r>
+        <w:rPr>
+          <w:i/>
+          <w:iCs/>
+          <w:lang w:val="en-GB"/>
+        </w:rPr>
+        <w:t>Linietsky, J. [reduz], &amp; Manzur, A. [punto-]. (20</w:t>
+      </w:r>
+      <w:r>
+        <w:rPr>
+          <w:i/>
+          <w:iCs/>
+          <w:lang w:val="en-GB"/>
+        </w:rPr>
+        <w:t>26</w:t>
+      </w:r>
+      <w:r>
+        <w:rPr>
+          <w:i/>
+          <w:iCs/>
+          <w:lang w:val="en-GB"/>
+        </w:rPr>
+        <w:t xml:space="preserve">). Godot Docs. Godot Engine Documentation. Retrieved January 20, 2026, from </w:t>
+      </w:r>
+      <w:hyperlink r:id="rId8" w:history="1">
+        <w:r>
+          <w:rPr>
+            <w:rStyle w:val="Hyperlink"/>
+            <w:i/>
+            <w:iCs/>
+            <w:lang w:val="en-GB"/>
+          </w:rPr>
+          <w:t>https://docs.godotengine.org/en/stable/</w:t>
+        </w:r>
+      </w:hyperlink>
+    </w:p>
+    <w:p>
+      <w:pPr>
+        <w:rPr>
+          <w:i/>
+          <w:iCs/>
+          <w:lang w:val="en-GB"/>
+        </w:rPr>
+      </w:pPr>
+      <w:r>
+        <w:rPr>
+          <w:i/>
+          <w:iCs/>
+          <w:lang w:val="en-GB"/>
+        </w:rPr>
+        <w:t>Wube Software. (20</w:t>
+      </w:r>
+      <w:r>
+        <w:rPr>
+          <w:i/>
+          <w:iCs/>
+          <w:lang w:val="en-GB"/>
+        </w:rPr>
+        <w:t>26</w:t>
+      </w:r>
+      <w:r>
+        <w:rPr>
+          <w:i/>
+          <w:iCs/>
+          <w:lang w:val="en-GB"/>
+        </w:rPr>
+        <w:t xml:space="preserve">). Blog | Factorio. Factorio. Retrieved January 20, 2026, from </w:t>
+      </w:r>
+      <w:hyperlink r:id="rId9" w:history="1">
+        <w:r>
+          <w:rPr>
+            <w:rStyle w:val="Hyperlink"/>
+            <w:i/>
+            <w:iCs/>
+            <w:lang w:val="en-GB"/>
+          </w:rPr>
+          <w:t>https://factorio.com/blog/</w:t>
+        </w:r>
+      </w:hyperlink>
+    </w:p>
+    <w:p>
       <w:r>
         <w:br w:type="page"/>
       </w:r>
     </w:p>
     <w:p/>
+    <w:p/>
     <w:p>
       <w:pPr>
         <w:pStyle w:val="Heading1"/>
       </w:pPr>
+      <w:bookmarkStart w:id="12" w:name="_Toc219840945"/>
       <w:r>
         <w:t>LISAD</w:t>
       </w:r>
+      <w:bookmarkEnd w:id="12"/>
     </w:p>
     <w:p>
       <w:r>
@@ -1745,7 +2124,7 @@
                     </pic:cNvPicPr>
                   </pic:nvPicPr>
                   <pic:blipFill>
-                    <a:blip r:embed="rId7" cstate="print">
+                    <a:blip r:embed="rId10" cstate="print">
                       <a:extLst>
                         <a:ext uri="{28A0092B-C50C-407E-A947-70E740481C1C}">
                           <a14:useLocalDpi xmlns:a14="http://schemas.microsoft.com/office/drawing/2010/main" val="0"/>
@@ -2393,7 +2772,6 @@
   <w:style w:type="character" w:default="1" w:styleId="DefaultParagraphFont">
     <w:name w:val="Default Paragraph Font"/>
     <w:uiPriority w:val="1"/>
-    <w:semiHidden/>
     <w:unhideWhenUsed/>
   </w:style>
   <w:style w:type="table" w:default="1" w:styleId="TableNormal">

--- a/Kirjalik osa/Logistika mäng praktiline töö UPT Andreas Aidnik.docx
+++ b/Kirjalik osa/Logistika mäng praktiline töö UPT Andreas Aidnik.docx
@@ -103,7 +103,7 @@
         </w:rPr>
       </w:pPr>
       <w:bookmarkStart w:id="0" w:name="_Toc213352841"/>
-      <w:bookmarkStart w:id="1" w:name="_Toc219840935"/>
+      <w:bookmarkStart w:id="1" w:name="_Toc219917519"/>
       <w:r>
         <w:rPr>
           <w:rFonts w:cs="Times New Roman"/>
@@ -247,7 +247,7 @@
         </w:rPr>
       </w:pPr>
       <w:bookmarkStart w:id="2" w:name="_Toc213352842"/>
-      <w:bookmarkStart w:id="3" w:name="_Toc219840936"/>
+      <w:bookmarkStart w:id="3" w:name="_Toc219917520"/>
       <w:r>
         <w:lastRenderedPageBreak/>
         <w:t>SISUKORD</w:t>
@@ -277,7 +277,7 @@
           <w:lang w:val="en-GB"/>
         </w:rPr>
       </w:pPr>
-      <w:hyperlink w:anchor="_Toc219840935" w:history="1">
+      <w:hyperlink w:anchor="_Toc219917519" w:history="1">
         <w:r>
           <w:rPr>
             <w:rStyle w:val="Hyperlink"/>
@@ -307,7 +307,7 @@
             <w:noProof/>
             <w:webHidden/>
           </w:rPr>
-          <w:instrText xml:space="preserve"> PAGEREF _Toc219840935 \h </w:instrText>
+          <w:instrText xml:space="preserve"> PAGEREF _Toc219917519 \h </w:instrText>
         </w:r>
         <w:r>
           <w:rPr>
@@ -351,7 +351,7 @@
           <w:lang w:val="en-GB"/>
         </w:rPr>
       </w:pPr>
-      <w:hyperlink w:anchor="_Toc219840936" w:history="1">
+      <w:hyperlink w:anchor="_Toc219917520" w:history="1">
         <w:r>
           <w:rPr>
             <w:rStyle w:val="Hyperlink"/>
@@ -378,7 +378,7 @@
             <w:noProof/>
             <w:webHidden/>
           </w:rPr>
-          <w:instrText xml:space="preserve"> PAGEREF _Toc219840936 \h </w:instrText>
+          <w:instrText xml:space="preserve"> PAGEREF _Toc219917520 \h </w:instrText>
         </w:r>
         <w:r>
           <w:rPr>
@@ -422,27 +422,13 @@
           <w:lang w:val="en-GB"/>
         </w:rPr>
       </w:pPr>
-      <w:hyperlink w:anchor="_Toc219840937" w:history="1">
+      <w:hyperlink w:anchor="_Toc219917521" w:history="1">
         <w:r>
           <w:rPr>
             <w:rStyle w:val="Hyperlink"/>
             <w:noProof/>
           </w:rPr>
-          <w:t>SISSEJUH</w:t>
-        </w:r>
-        <w:r>
-          <w:rPr>
-            <w:rStyle w:val="Hyperlink"/>
-            <w:noProof/>
-          </w:rPr>
-          <w:t>A</w:t>
-        </w:r>
-        <w:r>
-          <w:rPr>
-            <w:rStyle w:val="Hyperlink"/>
-            <w:noProof/>
-          </w:rPr>
-          <w:t>TUS</w:t>
+          <w:t>SISSEJUHATUS</w:t>
         </w:r>
         <w:r>
           <w:rPr>
@@ -463,7 +449,7 @@
             <w:noProof/>
             <w:webHidden/>
           </w:rPr>
-          <w:instrText xml:space="preserve"> PAGEREF _Toc219840937 \h </w:instrText>
+          <w:instrText xml:space="preserve"> PAGEREF _Toc219917521 \h </w:instrText>
         </w:r>
         <w:r>
           <w:rPr>
@@ -507,7 +493,7 @@
           <w:lang w:val="en-GB"/>
         </w:rPr>
       </w:pPr>
-      <w:hyperlink w:anchor="_Toc219840938" w:history="1">
+      <w:hyperlink w:anchor="_Toc219917522" w:history="1">
         <w:r>
           <w:rPr>
             <w:rStyle w:val="Hyperlink"/>
@@ -534,7 +520,7 @@
             <w:noProof/>
             <w:webHidden/>
           </w:rPr>
-          <w:instrText xml:space="preserve"> PAGEREF _Toc219840938 \h </w:instrText>
+          <w:instrText xml:space="preserve"> PAGEREF _Toc219917522 \h </w:instrText>
         </w:r>
         <w:r>
           <w:rPr>
@@ -578,7 +564,7 @@
           <w:lang w:val="en-GB"/>
         </w:rPr>
       </w:pPr>
-      <w:hyperlink w:anchor="_Toc219840939" w:history="1">
+      <w:hyperlink w:anchor="_Toc219917523" w:history="1">
         <w:r>
           <w:rPr>
             <w:rStyle w:val="Hyperlink"/>
@@ -605,7 +591,7 @@
             <w:noProof/>
             <w:webHidden/>
           </w:rPr>
-          <w:instrText xml:space="preserve"> PAGEREF _Toc219840939 \h </w:instrText>
+          <w:instrText xml:space="preserve"> PAGEREF _Toc219917523 \h </w:instrText>
         </w:r>
         <w:r>
           <w:rPr>
@@ -649,7 +635,7 @@
           <w:lang w:val="en-GB"/>
         </w:rPr>
       </w:pPr>
-      <w:hyperlink w:anchor="_Toc219840940" w:history="1">
+      <w:hyperlink w:anchor="_Toc219917524" w:history="1">
         <w:r>
           <w:rPr>
             <w:rStyle w:val="Hyperlink"/>
@@ -676,7 +662,7 @@
             <w:noProof/>
             <w:webHidden/>
           </w:rPr>
-          <w:instrText xml:space="preserve"> PAGEREF _Toc219840940 \h </w:instrText>
+          <w:instrText xml:space="preserve"> PAGEREF _Toc219917524 \h </w:instrText>
         </w:r>
         <w:r>
           <w:rPr>
@@ -720,7 +706,7 @@
           <w:lang w:val="en-GB"/>
         </w:rPr>
       </w:pPr>
-      <w:hyperlink w:anchor="_Toc219840941" w:history="1">
+      <w:hyperlink w:anchor="_Toc219917525" w:history="1">
         <w:r>
           <w:rPr>
             <w:rStyle w:val="Hyperlink"/>
@@ -747,7 +733,7 @@
             <w:noProof/>
             <w:webHidden/>
           </w:rPr>
-          <w:instrText xml:space="preserve"> PAGEREF _Toc219840941 \h </w:instrText>
+          <w:instrText xml:space="preserve"> PAGEREF _Toc219917525 \h </w:instrText>
         </w:r>
         <w:r>
           <w:rPr>
@@ -791,7 +777,7 @@
           <w:lang w:val="en-GB"/>
         </w:rPr>
       </w:pPr>
-      <w:hyperlink w:anchor="_Toc219840942" w:history="1">
+      <w:hyperlink w:anchor="_Toc219917526" w:history="1">
         <w:r>
           <w:rPr>
             <w:rStyle w:val="Hyperlink"/>
@@ -818,7 +804,7 @@
             <w:noProof/>
             <w:webHidden/>
           </w:rPr>
-          <w:instrText xml:space="preserve"> PAGEREF _Toc219840942 \h </w:instrText>
+          <w:instrText xml:space="preserve"> PAGEREF _Toc219917526 \h </w:instrText>
         </w:r>
         <w:r>
           <w:rPr>
@@ -862,27 +848,13 @@
           <w:lang w:val="en-GB"/>
         </w:rPr>
       </w:pPr>
-      <w:hyperlink w:anchor="_Toc219840943" w:history="1">
+      <w:hyperlink w:anchor="_Toc219917527" w:history="1">
         <w:r>
           <w:rPr>
             <w:rStyle w:val="Hyperlink"/>
             <w:noProof/>
           </w:rPr>
-          <w:t>KOKKU</w:t>
-        </w:r>
-        <w:r>
-          <w:rPr>
-            <w:rStyle w:val="Hyperlink"/>
-            <w:noProof/>
-          </w:rPr>
-          <w:t>V</w:t>
-        </w:r>
-        <w:r>
-          <w:rPr>
-            <w:rStyle w:val="Hyperlink"/>
-            <w:noProof/>
-          </w:rPr>
-          <w:t>ÕTE</w:t>
+          <w:t>KOKKUVÕTE</w:t>
         </w:r>
         <w:r>
           <w:rPr>
@@ -903,7 +875,7 @@
             <w:noProof/>
             <w:webHidden/>
           </w:rPr>
-          <w:instrText xml:space="preserve"> PAGEREF _Toc219840943 \h </w:instrText>
+          <w:instrText xml:space="preserve"> PAGEREF _Toc219917527 \h </w:instrText>
         </w:r>
         <w:r>
           <w:rPr>
@@ -947,13 +919,13 @@
           <w:lang w:val="en-GB"/>
         </w:rPr>
       </w:pPr>
-      <w:hyperlink w:anchor="_Toc219840944" w:history="1">
+      <w:hyperlink w:anchor="_Toc219917528" w:history="1">
         <w:r>
           <w:rPr>
             <w:rStyle w:val="Hyperlink"/>
             <w:noProof/>
           </w:rPr>
-          <w:t>KASUTATUD KIRJANDUS</w:t>
+          <w:t>SUMMARY</w:t>
         </w:r>
         <w:r>
           <w:rPr>
@@ -974,7 +946,7 @@
             <w:noProof/>
             <w:webHidden/>
           </w:rPr>
-          <w:instrText xml:space="preserve"> PAGEREF _Toc219840944 \h </w:instrText>
+          <w:instrText xml:space="preserve"> PAGEREF _Toc219917528 \h </w:instrText>
         </w:r>
         <w:r>
           <w:rPr>
@@ -1018,12 +990,83 @@
           <w:lang w:val="en-GB"/>
         </w:rPr>
       </w:pPr>
-      <w:hyperlink w:anchor="_Toc219840945" w:history="1">
+      <w:hyperlink w:anchor="_Toc219917529" w:history="1">
         <w:r>
           <w:rPr>
             <w:rStyle w:val="Hyperlink"/>
             <w:noProof/>
           </w:rPr>
+          <w:t>KASUTATUD KIRJANDUS</w:t>
+        </w:r>
+        <w:r>
+          <w:rPr>
+            <w:noProof/>
+            <w:webHidden/>
+          </w:rPr>
+          <w:tab/>
+        </w:r>
+        <w:r>
+          <w:rPr>
+            <w:noProof/>
+            <w:webHidden/>
+          </w:rPr>
+          <w:fldChar w:fldCharType="begin"/>
+        </w:r>
+        <w:r>
+          <w:rPr>
+            <w:noProof/>
+            <w:webHidden/>
+          </w:rPr>
+          <w:instrText xml:space="preserve"> PAGEREF _Toc219917529 \h </w:instrText>
+        </w:r>
+        <w:r>
+          <w:rPr>
+            <w:noProof/>
+            <w:webHidden/>
+          </w:rPr>
+        </w:r>
+        <w:r>
+          <w:rPr>
+            <w:noProof/>
+            <w:webHidden/>
+          </w:rPr>
+          <w:fldChar w:fldCharType="separate"/>
+        </w:r>
+        <w:r>
+          <w:rPr>
+            <w:noProof/>
+            <w:webHidden/>
+          </w:rPr>
+          <w:t>13</w:t>
+        </w:r>
+        <w:r>
+          <w:rPr>
+            <w:noProof/>
+            <w:webHidden/>
+          </w:rPr>
+          <w:fldChar w:fldCharType="end"/>
+        </w:r>
+      </w:hyperlink>
+    </w:p>
+    <w:p>
+      <w:pPr>
+        <w:pStyle w:val="TOC1"/>
+        <w:tabs>
+          <w:tab w:val="right" w:leader="dot" w:pos="9016"/>
+        </w:tabs>
+        <w:rPr>
+          <w:rFonts w:asciiTheme="minorHAnsi" w:hAnsiTheme="minorHAnsi"/>
+          <w:noProof/>
+          <w:szCs w:val="24"/>
+          <w:lang w:val="en-GB"/>
+        </w:rPr>
+      </w:pPr>
+      <w:hyperlink w:anchor="_Toc219917530" w:history="1">
+        <w:r>
+          <w:rPr>
+            <w:rStyle w:val="Hyperlink"/>
+            <w:noProof/>
+          </w:rPr>
           <w:t>LISAD</w:t>
         </w:r>
         <w:r>
@@ -1045,7 +1088,7 @@
             <w:noProof/>
             <w:webHidden/>
           </w:rPr>
-          <w:instrText xml:space="preserve"> PAGEREF _Toc219840945 \h </w:instrText>
+          <w:instrText xml:space="preserve"> PAGEREF _Toc219917530 \h </w:instrText>
         </w:r>
         <w:r>
           <w:rPr>
@@ -1065,7 +1108,7 @@
             <w:noProof/>
             <w:webHidden/>
           </w:rPr>
-          <w:t>13</w:t>
+          <w:t>14</w:t>
         </w:r>
         <w:r>
           <w:rPr>
@@ -1100,7 +1143,7 @@
       <w:pPr>
         <w:pStyle w:val="Heading1"/>
       </w:pPr>
-      <w:bookmarkStart w:id="4" w:name="_Toc219840937"/>
+      <w:bookmarkStart w:id="4" w:name="_Toc219917521"/>
       <w:r>
         <w:lastRenderedPageBreak/>
         <w:t>SISSEJUHATUS</w:t>
@@ -1111,18 +1154,24 @@
       <w:pPr>
         <w:pStyle w:val="Heading2"/>
       </w:pPr>
-      <w:bookmarkStart w:id="5" w:name="_Toc219840938"/>
+      <w:bookmarkStart w:id="5" w:name="_Toc219917522"/>
       <w:r>
         <w:t>Töö valiku põhjendus</w:t>
       </w:r>
       <w:bookmarkEnd w:id="5"/>
     </w:p>
     <w:p>
+      <w:pPr>
+        <w:jc w:val="both"/>
+      </w:pPr>
       <w:r>
         <w:t>Mind väga huvitab ühe programmeerimisprojekti algusest lõpuni läbiviimine ning seni pole ma ise veel proovinud midagi suuremat kui paarinädalast hobiprojekti. UPT jaoks valisin mängu tegemise, sest see õpetab väga laialdaselt erinevaid programmeerimisprojektiga seotud oskusi.</w:t>
       </w:r>
     </w:p>
     <w:p>
+      <w:pPr>
+        <w:jc w:val="both"/>
+      </w:pPr>
       <w:r>
         <w:t xml:space="preserve">Ma tahan luua mängu mis sarnaneks teiste ressursside haldamise, baasi ehitamise, automaatika mängudele, nagu </w:t>
       </w:r>
@@ -1161,6 +1210,9 @@
       </w:r>
     </w:p>
     <w:p>
+      <w:pPr>
+        <w:jc w:val="both"/>
+      </w:pPr>
       <w:r>
         <w:t xml:space="preserve">Sellesse žanrisse kuuluvad mängud, nagu </w:t>
       </w:r>
@@ -1233,13 +1285,13 @@
         <w:br w:type="page"/>
       </w:r>
     </w:p>
-    <w:p/>
     <w:p>
       <w:pPr>
         <w:pStyle w:val="Heading1"/>
       </w:pPr>
-      <w:bookmarkStart w:id="6" w:name="_Toc219840939"/>
-      <w:r>
+      <w:bookmarkStart w:id="6" w:name="_Toc219917523"/>
+      <w:r>
+        <w:lastRenderedPageBreak/>
         <w:t>PLANEERIMINE</w:t>
       </w:r>
       <w:bookmarkEnd w:id="6"/>
@@ -1248,13 +1300,16 @@
       <w:pPr>
         <w:pStyle w:val="Heading2"/>
       </w:pPr>
-      <w:bookmarkStart w:id="7" w:name="_Toc219840940"/>
+      <w:bookmarkStart w:id="7" w:name="_Toc219917524"/>
       <w:r>
         <w:t>Hindamiskriteeriumid</w:t>
       </w:r>
       <w:bookmarkEnd w:id="7"/>
     </w:p>
     <w:p>
+      <w:pPr>
+        <w:jc w:val="both"/>
+      </w:pPr>
       <w:r>
         <w:t>Kavas oli esitatud kriteerium luua videomäng, mis sarnaneb sama žanri teostele nagu „Factorio“ (2020) ja „Dyson Sphere Program“ (2021).</w:t>
       </w:r>
@@ -1264,16 +1319,25 @@
       </w:r>
     </w:p>
     <w:p>
+      <w:pPr>
+        <w:jc w:val="both"/>
+      </w:pPr>
       <w:r>
         <w:t>Nende mängude keskne eesmärk on rajada omavahel seotud masinatest ja tootmisliinidest koosnev tehas, mis suudab pärast ülesehitamist iseseisvalt toimida ning muuta toorainetest järjest keerukamaid lõpp produkte. Sama põhimõte kehtib ka minu mängus: mängija saab paigutada kaevureid, mis koguvad tooraineid, ning korraldada nende edasi liikumist läbi konveierite ja töötlusmasinate, kuni valmib soovitud toode.</w:t>
       </w:r>
     </w:p>
     <w:p>
+      <w:pPr>
+        <w:jc w:val="both"/>
+      </w:pPr>
       <w:r>
         <w:t>Suur osa nende mängude võlust seisneb läbimõeldud logistikas. Tooraineid ja tooteid tuleb liigutada läbi keeruka süsteemi, kasutades selleks transpordivahendeid nagu rongid või konveierlindid. Ka minu mängus on suurt rõhku pandud materjalide liikumisele: konveierid, jagajad ja muud abiseadmed tagavad, et tooted liiguvad sujuvalt läbi mängija loodud tehase.</w:t>
       </w:r>
     </w:p>
     <w:p>
+      <w:pPr>
+        <w:jc w:val="both"/>
+      </w:pPr>
       <w:r>
         <w:t>Lisaks isetöötava tootmissüsteemi loomisele on nende mängude oluline osa ka pikaajalise eesmärgi poole liikumine, olgu selleks tehnoloogiline areng, ressursside efektiivne korraldamine või keeruliste logistiliste ülesannete lahendamine. Minu mängus väljendub see kindlas tootmisülesandes: mängijale on antud konkreetne kogus lõpptoodet, mis tuleb valmis teha ja transportida määratud sihtkohta. Selle juures jälgitakse ka aja kulumist, mis võimaldab hinnata, kui kiirelt suudab mängija mängu lõpuni jõuda.</w:t>
       </w:r>
@@ -1683,7 +1747,7 @@
       <w:pPr>
         <w:pStyle w:val="Heading1"/>
       </w:pPr>
-      <w:bookmarkStart w:id="8" w:name="_Toc219840941"/>
+      <w:bookmarkStart w:id="8" w:name="_Toc219917525"/>
       <w:r>
         <w:lastRenderedPageBreak/>
         <w:t>TEGUTSEMINE</w:t>
@@ -1691,21 +1755,33 @@
       <w:bookmarkEnd w:id="8"/>
     </w:p>
     <w:p>
+      <w:pPr>
+        <w:jc w:val="both"/>
+      </w:pPr>
       <w:r>
         <w:t>Mängu tegemist alustasin Godot’ projekti ning GitHubi hoidla loomisega. Godot’t kasutan mängu enda tegemiseks. GitHubi laen üles mängu uuendused ja erinevad versioonid, et oleks olemas tagavara koht, kus õnnetuse korral saab versiooni tagasi keerata. Seal on ka mugav üles laadida valmis mängitavaid versioone, mida on lihtne avalikult jagada.</w:t>
       </w:r>
     </w:p>
     <w:p>
+      <w:pPr>
+        <w:jc w:val="both"/>
+      </w:pPr>
       <w:r>
         <w:t>Ideed minu mängu jaoks tulid tavaliselt pärast minu inspiratsiooni Factorio mängimisest või selle arendajate blogi lugemisest. Näiteks enne, kui mu mängul oli lõppeesmärk, arvasin, et mäng oli selle jaoks juba valmis, kuid pärast Factorio mängimist ja enda mänguga võrdlemist sain aru, et mul on puudu ehitis, mis jagab ühe konveieri mitmeks. See on väga kasulik, kuna sellega saab toita mitmeid ehitisi sama konveieriga.</w:t>
       </w:r>
     </w:p>
     <w:p>
+      <w:pPr>
+        <w:jc w:val="both"/>
+      </w:pPr>
       <w:r>
         <w:t>Kõige suurem hulk aega läks ideede proovimiseks ning arendamiseks. Oli mitu olukorda, kus proovisin mõnda ideed või lahendust probleemile ning sellele võisin kulutada mitmeid tunde, kuid lõpuks ei jõudnud ma kuskile. Kui mul oli mõni idee, mille läbiviimist oskasin ette kujutada, kuid mitte läbi viia, vaatasin Godot’ dokumentatsiooni, kuna seal on iga Godot’ komponendi kohta seletus ning kasutusala, mis aitas mitmeid kordi mõnda lahendust leida või ellu viia.</w:t>
       </w:r>
     </w:p>
     <w:p>
+      <w:pPr>
+        <w:jc w:val="both"/>
+      </w:pPr>
       <w:r>
         <w:t>Mängu visuaalsele poolele ma eriti aega ei pühendanud, kuna ma pole selles eriti hea ning ei pea seda mängu puhul kõige tähtsamaks. Mängus peaksid olema huvitavad mehhaanikad ja süsteemid, mitte ainult hea väljanägemine. Minu inspiratsioon, Factorio, oli sarnaselt halva väljanägemisega siis, kui see algul välja tuli, ja isegi praegugi, kuid mängijad ei pane seda eriti tähele, kuna see on väga kaasahaarav ja hästi lihvitud mäng. Tavaliselt, kui mänguarendajal on kehv graafika tegemise oskus, kuid hea süsteemide loomise oskus, saab ta teha väga eduka mängu. Üheks kuulsaks näiteks võib olla Dwarf Fortress, mis nägi suurema osa oma varajastest aastatest välja nagu Exceli arvutustabel, kuid vaevu nähtava graafika all on sügavad ja huvitavad süsteemid, mida edastatakse rohkem tekstikirjelduste kui ikoonide abil.</w:t>
       </w:r>
@@ -1720,7 +1796,7 @@
         </w:rPr>
         <w:lastRenderedPageBreak/>
         <w:drawing>
-          <wp:inline distT="0" distB="0" distL="0" distR="0" wp14:anchorId="55797579" wp14:editId="6138DA26">
+          <wp:inline distT="0" distB="0" distL="0" distR="0" wp14:anchorId="55797579" wp14:editId="7A94C7A9">
             <wp:extent cx="5725795" cy="3222625"/>
             <wp:effectExtent l="0" t="0" r="8255" b="0"/>
             <wp:docPr id="1104159299" name="Picture 1"/>
@@ -1811,7 +1887,7 @@
       <w:pPr>
         <w:pStyle w:val="Heading1"/>
       </w:pPr>
-      <w:bookmarkStart w:id="9" w:name="_Toc219840942"/>
+      <w:bookmarkStart w:id="9" w:name="_Toc219917526"/>
       <w:r>
         <w:lastRenderedPageBreak/>
         <w:t>REFLEKTSIOON</w:t>
@@ -1819,57 +1895,107 @@
       <w:bookmarkEnd w:id="9"/>
     </w:p>
     <w:p>
-      <w:r>
-        <w:t>Mängu koostamine läks üldiselt sujuvalt, ei tulnud ette ühtegi tehnilist riket mis suurt ajakaotust oleks põhjustanud</w:t>
-      </w:r>
-      <w:r>
-        <w:t xml:space="preserve">. </w:t>
-      </w:r>
-      <w:r>
-        <w:t>Kõige suurem ajakulutus terves projektis oli kirjaliku osa vormistamine.</w:t>
-      </w:r>
-    </w:p>
-    <w:p>
-      <w:r>
-        <w:t xml:space="preserve">Enda poolt esitatud kriteerium nõuab, et mäng oleks mängitav algusest lõpuni, ilma, et mõni rike selle mängimist takistaks. Minu mängu praeguses vormis ei esine ükski viga mis segaks eesmärkide saavutamist. </w:t>
-      </w:r>
+      <w:pPr>
+        <w:keepNext/>
+        <w:jc w:val="both"/>
+      </w:pPr>
+      <w:r>
+        <w:t xml:space="preserve">Mängu koostamine läks üldiselt sujuvalt ning ei tulnud ette ühtegi tehnilist riket, mis oleks põhjustanud suurt ajakadu. Kõige suurem ajakulu kogu projekti jooksul oli kirjaliku osa </w:t>
+      </w:r>
+      <w:r>
+        <w:t>kirjutamine ning vormistamine</w:t>
+      </w:r>
+      <w:r>
+        <w:t>.</w:t>
+      </w:r>
+    </w:p>
+    <w:p>
+      <w:pPr>
+        <w:keepNext/>
+        <w:jc w:val="both"/>
+      </w:pPr>
+      <w:r>
+        <w:t>Enda poolt esitatud kriteerium nõuab, et mäng oleks mängitav algusest lõpuni ilma, et mõni rike selle mängimist takistaks. Minu mängu praeguses vormis ei esine ühtegi viga, mis segaks eesmärkide saavutamist.</w:t>
+      </w:r>
+    </w:p>
+    <w:p>
+      <w:pPr>
+        <w:keepNext/>
+        <w:jc w:val="both"/>
+      </w:pPr>
       <w:r>
         <w:br/>
       </w:r>
       <w:r>
-        <w:t xml:space="preserve">Mäng peaks olema ka mängitav kellegi poolt kes ei ole kuskil mujalt saanud informatsiooni mis teda mängimisel aitaks. Mängus esineb tekstipõhine juhend mõlemas keeles mis peaks selgitama mis eesmärk on ning kuidas seda saavutada, mis peaks sobima selle kriteeriumi jaoks. </w:t>
-      </w:r>
+        <w:t>Mäng peaks olema mängitav ka kellegi poolt, kes ei ole mujalt saanud informatsiooni, mis teda mängimisel aitaks. Mängus esineb tekstipõhine juhend mõlemas keeles, mis peaks selgitama, mis on mängu eesmärk ning kuidas seda saavutada, ning see peaks vastama antud kriteeriumile.</w:t>
+      </w:r>
+    </w:p>
+    <w:p>
+      <w:pPr>
+        <w:keepNext/>
+        <w:jc w:val="both"/>
+      </w:pPr>
       <w:r>
         <w:br/>
       </w:r>
       <w:r>
-        <w:t>Kriteerium nõuab</w:t>
-      </w:r>
-      <w:r>
-        <w:t>,</w:t>
-      </w:r>
-      <w:r>
-        <w:t xml:space="preserve"> et mängus oleks 2 kindlat eesmärki mida mängija peab saavutama enne mängu lõppemist.</w:t>
-      </w:r>
-      <w:r>
-        <w:t xml:space="preserve"> Mängus esineb 2 eesmärki. Esimene eesmärk tahab, et mängija toodaks 25 kerekomponenti, ning teine tahab, et mängija toodaks 20 elektrikomponenti. </w:t>
-      </w:r>
+        <w:t>Kriteerium nõuab, et mängus oleks kaks kindlat eesmärki, mida mängija peab saavutama enne mängu lõppemist. Mängus esineb kaks eesmärki: esimene eesmärk nõuab, et mängija toodaks 25 kerekomponenti, ning teine, et mängija toodaks 20 elektrikomponenti</w:t>
+      </w:r>
+      <w:r>
+        <w:t>. Mõlemad eesmärgid on tehtavad.</w:t>
+      </w:r>
+    </w:p>
+    <w:p>
+      <w:pPr>
+        <w:keepNext/>
+        <w:jc w:val="both"/>
+      </w:pPr>
       <w:r>
         <w:br/>
-        <w:t>Viimane kriteerium on ajaplaneeringuga seotud. Kuna praktiline osa polnud etteplaneeritud, tegelesin rohkem selle viimistlemisel ning mängitavuse tõstmisel, sest mängus oli loodud lõppeesmärk päris varajases faasis, mis tähendas, et mäng oli tehniliselt juba ammu valmis. See tähendab, et praktiline osa on ajakavaga sobinud, kuna oli juba ammu tehtud. Kirjalik osa on olnud rohkem problemaatiline, kuid üldiselt on kõik tähtajaliselt valmis saanud.</w:t>
-      </w:r>
-    </w:p>
-    <w:p>
-      <w:r>
-        <w:t>Praktilise töö läbiviimisel õppisin palju, kuidas sellist pikaajalist programmeerimisprojekti läbi viia. Õppisin kuidas luua modulaarset süsteemi millele saab uusi tooteid ning süsteeme juurde lisada. Õppisin palju Godot funktsioonidest ning selle kasutamisest, mida varem ei teadnud.</w:t>
+      </w:r>
+      <w:r>
+        <w:t>Viimane kriteerium on seotud ajaplaneeringuga. Kuna praktiline osa polnud ette planeeritud, tegelesin rohkem selle viimistlemise ja mängitavuse parandamisega, sest mängu lõppeesmärk oli loodud juba üsna varajases faasis. See tähendas, et mäng oli tehniliselt juba ammu valmis. Seega on praktiline osa ajakavaga sobinud, kuna see oli varakult tehtud. Kirjalik osa on olnud problemaatilisem, kuid üldiselt on kõik siiski tähtajaliselt valmis saanud.</w:t>
       </w:r>
     </w:p>
     <w:p>
       <w:pPr>
         <w:keepNext/>
-      </w:pPr>
+        <w:jc w:val="both"/>
+      </w:pPr>
+      <w:r>
+        <w:t>Praktilise töö läbiviimisel õppisin palju selle kohta, kuidas sellist pikaajalist</w:t>
+      </w:r>
+      <w:r>
+        <w:t xml:space="preserve"> </w:t>
+      </w:r>
+      <w:r>
+        <w:t>programmeerimisprojekti läbi viia. Õppisin, kuidas luua modulaarset süsteemi, millele saab</w:t>
+      </w:r>
+      <w:r>
+        <w:t xml:space="preserve"> </w:t>
+      </w:r>
       <w:r>
         <w:lastRenderedPageBreak/>
+        <w:t>uusi tooteid ja süsteeme juurde lisada. Samuti õppisin palju Godoti funktsioonide ja selle kasutamise kohta, mida ma varem ei teadnud.</w:t>
+      </w:r>
+    </w:p>
+    <w:p>
+      <w:pPr>
+        <w:keepNext/>
+        <w:jc w:val="both"/>
+      </w:pPr>
+      <w:r>
+        <w:t>Tänan väga oma sõpru, kes mängisid mängu ja andsid selle kohta tagasisidet. See kõik oli mängu arendamisel väga kasulik.</w:t>
+      </w:r>
+    </w:p>
+    <w:p>
+      <w:pPr>
+        <w:keepNext/>
+      </w:pPr>
+      <w:r>
+        <w:rPr>
+          <w:noProof/>
+        </w:rPr>
         <w:drawing>
           <wp:inline distT="0" distB="0" distL="0" distR="0" wp14:anchorId="53E7F6F2" wp14:editId="5C4F9654">
             <wp:extent cx="5731510" cy="3223895"/>
@@ -1945,51 +2071,244 @@
       <w:pPr>
         <w:pStyle w:val="Heading1"/>
       </w:pPr>
-      <w:bookmarkStart w:id="10" w:name="_Toc219840943"/>
+      <w:bookmarkStart w:id="10" w:name="_Toc219917527"/>
       <w:r>
         <w:lastRenderedPageBreak/>
-        <w:t>KOKKUVÕT</w:t>
+        <w:t>KOKKUVÕTE</w:t>
       </w:r>
       <w:bookmarkEnd w:id="10"/>
-      <w:r>
-        <w:t>E</w:t>
-      </w:r>
-    </w:p>
-    <w:p>
-      <w:r>
-        <w:t>Töö käigus valmis baasi ehitamise ning ressursside majandamise eesmärgiga mäng, mis oli loodud Godot programmis.</w:t>
-      </w:r>
-      <w:r>
-        <w:t xml:space="preserve"> Projekt sarnaneb teistele </w:t>
-      </w:r>
-      <w:r>
-        <w:t>ž</w:t>
-      </w:r>
-      <w:r>
-        <w:t>anris olevatele mängudele nagu Factorio ja Dyson Sphere Program, kasutades konveiereid ja tooteid loovaid masinaid, et saavutada mingi eesmärk. Nendes mängudes esineb tavaliselt mõni takistav element nagu tulnukad või piiratud ressursside kogus, kuid otsustasin et enda mängu neid ei lisa, et hoida seda puhta logistiliste probleemide lahendamise mänguna.</w:t>
-      </w:r>
-    </w:p>
-    <w:p>
-      <w:r>
-        <w:t>Mängu teostamisel oli abiks Godot programmi dokumentatsioon, mis aitas lahendada probleeme või luua inspiratsiooni uute funktsioonide tegemise jaoks. Teine suurim infoallikas oli Factorio mäng ning sellega kaasnev blogi, kust sain kõige rohkem ideid uute ehitiste ning funktsioonide jaoks.</w:t>
-      </w:r>
+    </w:p>
+    <w:p>
+      <w:pPr>
+        <w:jc w:val="both"/>
+      </w:pPr>
+      <w:r>
+        <w:t>Töö käigus valmis baaside ehitamisele ja ressursside majandamisele keskenduv mäng, mis loodi Godot mängumootoris. Projekt sarnaneb teiste samasse žanrisse kuuluvate mängudega, nagu Factorio ja Dyson Sphere Program, kasutades konveiereid ja tootvaid masinaid kindla eesmärgi saavutamiseks. Nendes mängudes esineb tavaliselt mõni takistav element, näiteks vaenulikud tulnukad või piiratud ressursside hulk, kuid otsustasin oma mängus neid mitte kasutada, et hoida see puhtalt logistiliste probleemide lahendamisele keskenduva mänguna.</w:t>
+      </w:r>
+    </w:p>
+    <w:p>
+      <w:pPr>
+        <w:jc w:val="both"/>
+      </w:pPr>
+      <w:r>
+        <w:t>Mängu arendamisel oli suureks abiks Godot dokumentatsioon, mis aitas lahendada tekkinud probleeme ning pakkus inspiratsiooni uute funktsioonide loomiseks. Teiseks oluliseks infoallikaks oli mäng Factorio koos selle arendajate blogiga, kust sain kõige rohkem ideid uute ehitiste ja funktsioonide jaoks.</w:t>
+      </w:r>
+    </w:p>
+    <w:p>
+      <w:pPr>
+        <w:jc w:val="both"/>
+      </w:pPr>
+      <w:r>
+        <w:t>Töö käigus õppisin palju nii projekti haldamise kui ka Godot kasutamise kohta. Samuti omandasin oskusi modulaarsete süsteemide loomisel, mida on võimalik hiljem laiendada uute funktsioonide ja lisanditega.</w:t>
+      </w:r>
+    </w:p>
+    <w:p>
+      <w:pPr>
+        <w:jc w:val="both"/>
+      </w:pPr>
       <w:r>
         <w:br w:type="page"/>
       </w:r>
     </w:p>
-    <w:p/>
     <w:p>
       <w:pPr>
         <w:pStyle w:val="Heading1"/>
       </w:pPr>
-      <w:bookmarkStart w:id="11" w:name="_Toc219840944"/>
-      <w:r>
+      <w:bookmarkStart w:id="11" w:name="_Toc219917528"/>
+      <w:r>
+        <w:lastRenderedPageBreak/>
+        <w:t>SUMMARY</w:t>
+      </w:r>
+      <w:bookmarkEnd w:id="11"/>
+    </w:p>
+    <w:p>
+      <w:pPr>
+        <w:jc w:val="both"/>
+        <w:rPr>
+          <w:lang w:val="en-GB"/>
+        </w:rPr>
+      </w:pPr>
+      <w:r>
+        <w:rPr>
+          <w:lang w:val="en-GB"/>
+        </w:rPr>
+        <w:t xml:space="preserve">During the project, a game focused on base building and resource management was created using the Godot game engine. The project is similar to other games in the same genre, such as Factorio and Dyson Sphere Program, using conveyor belts and </w:t>
+      </w:r>
+      <w:r>
+        <w:rPr>
+          <w:lang w:val="en-GB"/>
+        </w:rPr>
+        <w:t>assemblers</w:t>
+      </w:r>
+      <w:r>
+        <w:rPr>
+          <w:lang w:val="en-GB"/>
+        </w:rPr>
+        <w:t xml:space="preserve"> to achieve a specific goal. These games usually include some kind of obstructing element, such as hostile aliens or limited resources, but I decided not to include these in my own game in order to keep it focused purely on solving logistical problems.</w:t>
+      </w:r>
+    </w:p>
+    <w:p>
+      <w:pPr>
+        <w:jc w:val="both"/>
+        <w:rPr>
+          <w:lang w:val="en-GB"/>
+        </w:rPr>
+      </w:pPr>
+      <w:r>
+        <w:rPr>
+          <w:lang w:val="en-GB"/>
+        </w:rPr>
+        <w:t xml:space="preserve">The documentation for </w:t>
+      </w:r>
+      <w:r>
+        <w:rPr>
+          <w:lang w:val="en-GB"/>
+        </w:rPr>
+        <w:t>Godot was a major help during development, as it assisted in solving problems and provided inspiration for creating new features. Another important source of information was the game Factorio and its accompanying developer blog, from which I gained most of my ideas for new buildings and gameplay features.</w:t>
+      </w:r>
+    </w:p>
+    <w:p>
+      <w:pPr>
+        <w:jc w:val="both"/>
+        <w:rPr>
+          <w:lang w:val="en-GB"/>
+        </w:rPr>
+      </w:pPr>
+      <w:r>
+        <w:rPr>
+          <w:lang w:val="en-GB"/>
+        </w:rPr>
+        <w:t>Through this</w:t>
+      </w:r>
+      <w:r>
+        <w:rPr>
+          <w:lang w:val="en-GB"/>
+        </w:rPr>
+        <w:t xml:space="preserve"> project</w:t>
+      </w:r>
+      <w:r>
+        <w:rPr>
+          <w:lang w:val="en-GB"/>
+        </w:rPr>
+        <w:t xml:space="preserve">, </w:t>
+      </w:r>
+      <w:r>
+        <w:rPr>
+          <w:lang w:val="en-GB"/>
+        </w:rPr>
+        <w:t>I learned how to manage projects such as this, and also gained more knowledge about the Godot game engine</w:t>
+      </w:r>
+      <w:r>
+        <w:rPr>
+          <w:lang w:val="en-GB"/>
+        </w:rPr>
+        <w:t>. I also learned how to create modular systems that can be expanded with new features or additional components later on.</w:t>
+      </w:r>
+    </w:p>
+    <w:p>
+      <w:r>
+        <w:br w:type="page"/>
+      </w:r>
+    </w:p>
+    <w:p>
+      <w:pPr>
+        <w:pStyle w:val="Heading1"/>
+      </w:pPr>
+      <w:r>
+        <w:lastRenderedPageBreak/>
+        <w:t>AUTORIDEKLARATSIOON</w:t>
+      </w:r>
+    </w:p>
+    <w:p>
+      <w:pPr>
+        <w:jc w:val="both"/>
+      </w:pPr>
+      <w:r>
+        <w:t>Kinnitan, et olen uurimistöö/praktilise töö koostanud iseseisvalt. Kõik töös kasutatud teiste</w:t>
+      </w:r>
+      <w:r>
+        <w:t xml:space="preserve"> </w:t>
+      </w:r>
+      <w:r>
+        <w:t>autorite tööd, seisukohad, kirjandusallikatest ja mujalt pärinevad andmed on viidatud.</w:t>
+      </w:r>
+    </w:p>
+    <w:p>
+      <w:pPr>
+        <w:jc w:val="both"/>
+      </w:pPr>
+      <w:r>
+        <w:t>Annan Miina Härma Gümnaasiumile loa (lihtlitsentsi) enda koostatud töö kirjaliku osa</w:t>
+      </w:r>
+      <w:r>
+        <w:t xml:space="preserve"> </w:t>
+      </w:r>
+      <w:r>
+        <w:t>reprodutseerimiseks, säilitamiseks ja õppe-eesmärgil kättesaadavaks tegemiseks, juhul kui</w:t>
+      </w:r>
+      <w:r>
+        <w:t xml:space="preserve"> </w:t>
+      </w:r>
+      <w:r>
+        <w:t>sellega ei riivata kolmandate tööga seotud osapoolte isikuandmete kaitse seadusest tulenevaid</w:t>
+      </w:r>
+      <w:r>
+        <w:t xml:space="preserve"> </w:t>
+      </w:r>
+      <w:r>
+        <w:t>õigusi.</w:t>
+      </w:r>
+    </w:p>
+    <w:p>
+      <w:pPr>
+        <w:jc w:val="both"/>
+      </w:pPr>
+      <w:r>
+        <w:t>Kinnitan, et viitan oma töö kasutamisel või esitamisel edaspidi alati Miina Härma</w:t>
+      </w:r>
+      <w:r>
+        <w:t xml:space="preserve"> </w:t>
+      </w:r>
+      <w:r>
+        <w:t>Gümnaasiumile</w:t>
+      </w:r>
+      <w:r>
+        <w:t xml:space="preserve"> </w:t>
+      </w:r>
+      <w:r>
+        <w:t>kui töö kaasautorile.</w:t>
+      </w:r>
+    </w:p>
+    <w:p>
+      <w:r>
+        <w:t>............................................................</w:t>
+      </w:r>
+    </w:p>
+    <w:p>
+      <w:r>
+        <w:t>KUUPÄEV</w:t>
+      </w:r>
+      <w:r>
+        <w:br/>
+        <w:t>Andreas Aidnik</w:t>
+      </w:r>
+      <w:r>
+        <w:br w:type="page"/>
+      </w:r>
+    </w:p>
+    <w:p>
+      <w:pPr>
+        <w:pStyle w:val="Heading1"/>
+      </w:pPr>
+      <w:bookmarkStart w:id="12" w:name="_Toc219917529"/>
+      <w:r>
+        <w:lastRenderedPageBreak/>
         <w:t>K</w:t>
       </w:r>
       <w:r>
         <w:t>ASUTATUD KIRJANDUS</w:t>
       </w:r>
-      <w:bookmarkEnd w:id="11"/>
+      <w:bookmarkEnd w:id="12"/>
     </w:p>
     <w:p>
       <w:pPr>
@@ -2084,17 +2403,16 @@
         <w:br w:type="page"/>
       </w:r>
     </w:p>
-    <w:p/>
-    <w:p/>
     <w:p>
       <w:pPr>
         <w:pStyle w:val="Heading1"/>
       </w:pPr>
-      <w:bookmarkStart w:id="12" w:name="_Toc219840945"/>
-      <w:r>
+      <w:bookmarkStart w:id="13" w:name="_Toc219917530"/>
+      <w:r>
+        <w:lastRenderedPageBreak/>
         <w:t>LISAD</w:t>
       </w:r>
-      <w:bookmarkEnd w:id="12"/>
+      <w:bookmarkEnd w:id="13"/>
     </w:p>
     <w:p>
       <w:r>
